--- a/apps/backend/templates/sige-ordem-servico-externa.docx
+++ b/apps/backend/templates/sige-ordem-servico-externa.docx
@@ -1,6 +1,6 @@
 
 <file path=word/document.xml><?xml version="1.0" encoding="utf-8"?>
-<w:document xmlns:wpc="http://schemas.microsoft.com/office/word/2010/wordprocessingCanvas" xmlns:cx="http://schemas.microsoft.com/office/drawing/2014/chartex" xmlns:cx1="http://schemas.microsoft.com/office/drawing/2015/9/8/chartex" xmlns:cx2="http://schemas.microsoft.com/office/drawing/2015/10/21/chartex" xmlns:cx3="http://schemas.microsoft.com/office/drawing/2016/5/9/chartex" xmlns:cx4="http://schemas.microsoft.com/office/drawing/2016/5/10/chartex" xmlns:cx5="http://schemas.microsoft.com/office/drawing/2016/5/11/chartex" xmlns:cx6="http://schemas.microsoft.com/office/drawing/2016/5/12/chartex" xmlns:cx7="http://schemas.microsoft.com/office/drawing/2016/5/13/chartex" xmlns:cx8="http://schemas.microsoft.com/office/drawing/2016/5/14/chartex" xmlns:mc="http://schemas.openxmlformats.org/markup-compatibility/2006" xmlns:aink="http://schemas.microsoft.com/office/drawing/2016/ink" xmlns:am3d="http://schemas.microsoft.com/office/drawing/2017/model3d" xmlns:o="urn:schemas-microsoft-com:office:office" xmlns:oel="http://schemas.microsoft.com/office/2019/extlst" xmlns:r="http://schemas.openxmlformats.org/officeDocument/2006/relationships" xmlns:m="http://schemas.openxmlformats.org/officeDocument/2006/math" xmlns:v="urn:schemas-microsoft-com:vml" xmlns:wp14="http://schemas.microsoft.com/office/word/2010/wordprocessingDrawing" xmlns:wp="http://schemas.openxmlformats.org/drawingml/2006/wordprocessingDrawing" xmlns:w10="urn:schemas-microsoft-com:office:word" xmlns:w="http://schemas.openxmlformats.org/wordprocessingml/2006/main" xmlns:w14="http://schemas.microsoft.com/office/word/2010/wordml" xmlns:w15="http://schemas.microsoft.com/office/word/2012/wordml" xmlns:w16cex="http://schemas.microsoft.com/office/word/2018/wordml/cex" xmlns:w16cid="http://schemas.microsoft.com/office/word/2016/wordml/cid" xmlns:w16="http://schemas.microsoft.com/office/word/2018/wordml" xmlns:w16sdtdh="http://schemas.microsoft.com/office/word/2020/wordml/sdtdatahash" xmlns:w16se="http://schemas.microsoft.com/office/word/2015/wordml/symex" xmlns:wpg="http://schemas.microsoft.com/office/word/2010/wordprocessingGroup" xmlns:wpi="http://schemas.microsoft.com/office/word/2010/wordprocessingInk" xmlns:wne="http://schemas.microsoft.com/office/word/2006/wordml" xmlns:wps="http://schemas.microsoft.com/office/word/2010/wordprocessingShape" mc:Ignorable="w14 w15 w16se w16cid w16 w16cex w16sdtdh wp14">
+<w:document xmlns:wpc="http://schemas.microsoft.com/office/word/2010/wordprocessingCanvas" xmlns:cx="http://schemas.microsoft.com/office/drawing/2014/chartex" xmlns:cx1="http://schemas.microsoft.com/office/drawing/2015/9/8/chartex" xmlns:cx2="http://schemas.microsoft.com/office/drawing/2015/10/21/chartex" xmlns:cx3="http://schemas.microsoft.com/office/drawing/2016/5/9/chartex" xmlns:cx4="http://schemas.microsoft.com/office/drawing/2016/5/10/chartex" xmlns:cx5="http://schemas.microsoft.com/office/drawing/2016/5/11/chartex" xmlns:cx6="http://schemas.microsoft.com/office/drawing/2016/5/12/chartex" xmlns:cx7="http://schemas.microsoft.com/office/drawing/2016/5/13/chartex" xmlns:cx8="http://schemas.microsoft.com/office/drawing/2016/5/14/chartex" xmlns:mc="http://schemas.openxmlformats.org/markup-compatibility/2006" xmlns:aink="http://schemas.microsoft.com/office/drawing/2016/ink" xmlns:am3d="http://schemas.microsoft.com/office/drawing/2017/model3d" xmlns:o="urn:schemas-microsoft-com:office:office" xmlns:oel="http://schemas.microsoft.com/office/2019/extlst" xmlns:r="http://schemas.openxmlformats.org/officeDocument/2006/relationships" xmlns:m="http://schemas.openxmlformats.org/officeDocument/2006/math" xmlns:v="urn:schemas-microsoft-com:vml" xmlns:wp14="http://schemas.microsoft.com/office/word/2010/wordprocessingDrawing" xmlns:wp="http://schemas.openxmlformats.org/drawingml/2006/wordprocessingDrawing" xmlns:w10="urn:schemas-microsoft-com:office:word" xmlns:w="http://schemas.openxmlformats.org/wordprocessingml/2006/main" xmlns:w14="http://schemas.microsoft.com/office/word/2010/wordml" xmlns:w15="http://schemas.microsoft.com/office/word/2012/wordml" xmlns:w16cex="http://schemas.microsoft.com/office/word/2018/wordml/cex" xmlns:w16cid="http://schemas.microsoft.com/office/word/2016/wordml/cid" xmlns:w16="http://schemas.microsoft.com/office/word/2018/wordml" xmlns:w16du="http://schemas.microsoft.com/office/word/2023/wordml/word16du" xmlns:w16sdtdh="http://schemas.microsoft.com/office/word/2020/wordml/sdtdatahash" xmlns:w16sdtfl="http://schemas.microsoft.com/office/word/2024/wordml/sdtformatlock" xmlns:w16se="http://schemas.microsoft.com/office/word/2015/wordml/symex" xmlns:wpg="http://schemas.microsoft.com/office/word/2010/wordprocessingGroup" xmlns:wpi="http://schemas.microsoft.com/office/word/2010/wordprocessingInk" xmlns:wne="http://schemas.microsoft.com/office/word/2006/wordml" xmlns:wps="http://schemas.microsoft.com/office/word/2010/wordprocessingShape" mc:Ignorable="w14 w15 w16se w16cid w16 w16cex w16sdtdh w16sdtfl w16du wp14">
   <w:body>
     <w:tbl>
       <w:tblPr>
@@ -44,24 +44,20 @@
                 <w:color w:val="000000"/>
               </w:rPr>
               <w:drawing>
-                <wp:inline distT="0" distB="0" distL="0" distR="0" wp14:anchorId="60A8BCF9" wp14:editId="4466988A">
-                  <wp:extent cx="975360" cy="975360"/>
-                  <wp:effectExtent l="0" t="0" r="0" b="0"/>
-                  <wp:docPr id="4" name="Imagem 4"/>
-                  <wp:cNvGraphicFramePr>
-                    <a:graphicFrameLocks xmlns:a="http://schemas.openxmlformats.org/drawingml/2006/main" noChangeAspect="1"/>
-                  </wp:cNvGraphicFramePr>
+                <wp:inline distT="0" distB="0" distL="0" distR="0" wp14:anchorId="4E42E611" wp14:editId="7780F5F6">
+                  <wp:extent cx="929640" cy="861060"/>
+                  <wp:effectExtent l="0" t="0" r="3810" b="0"/>
+                  <wp:docPr id="7" name="image2.jpg"/>
+                  <wp:cNvGraphicFramePr/>
                   <a:graphic xmlns:a="http://schemas.openxmlformats.org/drawingml/2006/main">
                     <a:graphicData uri="http://schemas.openxmlformats.org/drawingml/2006/picture">
                       <pic:pic xmlns:pic="http://schemas.openxmlformats.org/drawingml/2006/picture">
                         <pic:nvPicPr>
-                          <pic:cNvPr id="0" name="Picture 1"/>
-                          <pic:cNvPicPr>
-                            <a:picLocks noChangeAspect="1" noChangeArrowheads="1"/>
-                          </pic:cNvPicPr>
+                          <pic:cNvPr id="0" name="image2.jpg"/>
+                          <pic:cNvPicPr preferRelativeResize="0"/>
                         </pic:nvPicPr>
                         <pic:blipFill>
-                          <a:blip r:embed="rId7" cstate="print">
+                          <a:blip r:embed="rId7">
                             <a:extLst>
                               <a:ext uri="{28A0092B-C50C-407E-A947-70E740481C1C}">
                                 <a14:useLocalDpi xmlns:a14="http://schemas.microsoft.com/office/drawing/2010/main" val="0"/>
@@ -73,18 +69,15 @@
                             <a:fillRect/>
                           </a:stretch>
                         </pic:blipFill>
-                        <pic:spPr bwMode="auto">
+                        <pic:spPr>
                           <a:xfrm>
                             <a:off x="0" y="0"/>
-                            <a:ext cx="975360" cy="975360"/>
+                            <a:ext cx="929640" cy="861060"/>
                           </a:xfrm>
                           <a:prstGeom prst="rect">
                             <a:avLst/>
                           </a:prstGeom>
-                          <a:noFill/>
-                          <a:ln>
-                            <a:noFill/>
-                          </a:ln>
+                          <a:ln/>
                         </pic:spPr>
                       </pic:pic>
                     </a:graphicData>
@@ -122,7 +115,7 @@
                 <w:color w:val="auto"/>
                 <w:highlight w:val="white"/>
               </w:rPr>
-              <w:t>VISACUT COMERCIO DE MAQUINAS EIRELI</w:t>
+              <w:t>METALIQUE ENGENHARIA E TECNOLOGIA</w:t>
             </w:r>
           </w:p>
           <w:p>
@@ -132,6 +125,8 @@
               <w:rPr>
                 <w:b/>
                 <w:color w:val="auto"/>
+                <w:sz w:val="18"/>
+                <w:szCs w:val="18"/>
                 <w:highlight w:val="white"/>
               </w:rPr>
             </w:pPr>
@@ -141,7 +136,7 @@
                 <w:color w:val="auto"/>
                 <w:highlight w:val="white"/>
               </w:rPr>
-              <w:t>CNPJ: 26.715.677/000108 – MATRIZ SP</w:t>
+              <w:t>CNPJ: 06.556.318/0001-30 – MATRIZ SP</w:t>
             </w:r>
           </w:p>
           <w:p>
@@ -219,7 +214,27 @@
                 <w:szCs w:val="18"/>
                 <w:highlight w:val="white"/>
               </w:rPr>
-              <w:t>Pedido/Orç. N</w:t>
+              <w:t>Pedido/</w:t>
+            </w:r>
+            <w:proofErr w:type="spellStart"/>
+            <w:r>
+              <w:rPr>
+                <w:b/>
+                <w:sz w:val="18"/>
+                <w:szCs w:val="18"/>
+                <w:highlight w:val="white"/>
+              </w:rPr>
+              <w:t>Orç</w:t>
+            </w:r>
+            <w:proofErr w:type="spellEnd"/>
+            <w:r>
+              <w:rPr>
+                <w:b/>
+                <w:sz w:val="18"/>
+                <w:szCs w:val="18"/>
+                <w:highlight w:val="white"/>
+              </w:rPr>
+              <w:t>. N</w:t>
             </w:r>
             <w:r>
               <w:rPr>
@@ -241,10 +256,7 @@
               <w:t xml:space="preserve"> </w:t>
             </w:r>
             <w:r>
-              <w:rPr>
-                <w:highlight w:val="white"/>
-              </w:rPr>
-              <w:t>##Pedido##</w:t>
+              <w:t>##OSCodigo##</w:t>
             </w:r>
           </w:p>
         </w:tc>
@@ -321,10 +333,7 @@
               <w:t xml:space="preserve">Emissão </w:t>
             </w:r>
             <w:r>
-              <w:rPr>
-                <w:highlight w:val="white"/>
-              </w:rPr>
-              <w:t>##DataEmissao##</w:t>
+              <w:t>##OsDataAbertura##</w:t>
             </w:r>
           </w:p>
         </w:tc>
@@ -397,21 +406,6 @@
                 <w:highlight w:val="white"/>
               </w:rPr>
             </w:pPr>
-            <w:r>
-              <w:rPr>
-                <w:b/>
-                <w:sz w:val="18"/>
-                <w:szCs w:val="18"/>
-                <w:highlight w:val="white"/>
-              </w:rPr>
-              <w:t xml:space="preserve">Validade </w:t>
-            </w:r>
-            <w:r>
-              <w:rPr>
-                <w:highlight w:val="white"/>
-              </w:rPr>
-              <w:t>##ValidadeDoOrcamento##</w:t>
-            </w:r>
           </w:p>
         </w:tc>
       </w:tr>
@@ -420,67 +414,6 @@
       <w:pPr>
         <w:spacing w:after="0"/>
         <w:jc w:val="center"/>
-      </w:pPr>
-      <w:r>
-        <w:rPr>
-          <w:b/>
-          <w:color w:val="000000"/>
-          <w:sz w:val="22"/>
-          <w:szCs w:val="22"/>
-        </w:rPr>
-        <w:t>Vendedor(a):</w:t>
-      </w:r>
-      <w:r>
-        <w:rPr>
-          <w:b/>
-          <w:color w:val="000000"/>
-          <w:sz w:val="22"/>
-          <w:szCs w:val="22"/>
-        </w:rPr>
-        <w:tab/>
-      </w:r>
-      <w:r>
-        <w:t>##NomeDoVendedor##</w:t>
-      </w:r>
-      <w:r>
-        <w:rPr>
-          <w:b/>
-          <w:color w:val="000000"/>
-          <w:sz w:val="22"/>
-          <w:szCs w:val="22"/>
-        </w:rPr>
-        <w:tab/>
-      </w:r>
-      <w:r>
-        <w:rPr>
-          <w:b/>
-          <w:color w:val="000000"/>
-          <w:sz w:val="22"/>
-          <w:szCs w:val="22"/>
-        </w:rPr>
-        <w:tab/>
-        <w:t xml:space="preserve">                 Email</w:t>
-      </w:r>
-      <w:r>
-        <w:t>:</w:t>
-      </w:r>
-      <w:r>
-        <w:t xml:space="preserve"> </w:t>
-      </w:r>
-      <w:r>
-        <w:t>##VendedorEmail##</w:t>
-      </w:r>
-    </w:p>
-    <w:p>
-      <w:pPr>
-        <w:spacing w:after="0"/>
-        <w:jc w:val="center"/>
-        <w:rPr>
-          <w:b/>
-          <w:color w:val="000000"/>
-          <w:sz w:val="22"/>
-          <w:szCs w:val="22"/>
-        </w:rPr>
       </w:pPr>
     </w:p>
     <w:p>
@@ -501,52 +434,7 @@
           <w:sz w:val="24"/>
           <w:szCs w:val="24"/>
         </w:rPr>
-        <w:t xml:space="preserve">DADOS </w:t>
-      </w:r>
-      <w:r>
-        <w:rPr>
-          <w:b/>
-          <w:color w:val="000000"/>
-          <w:sz w:val="24"/>
-          <w:szCs w:val="24"/>
-        </w:rPr>
-        <w:t>DO CHAM</w:t>
-      </w:r>
-      <w:r>
-        <w:rPr>
-          <w:b/>
-          <w:color w:val="000000"/>
-          <w:sz w:val="24"/>
-          <w:szCs w:val="24"/>
-        </w:rPr>
-        <w:t>A</w:t>
-      </w:r>
-      <w:r>
-        <w:rPr>
-          <w:b/>
-          <w:color w:val="000000"/>
-          <w:sz w:val="24"/>
-          <w:szCs w:val="24"/>
-        </w:rPr>
-        <w:t>DO/</w:t>
-      </w:r>
-      <w:r>
-        <w:rPr>
-          <w:b/>
-          <w:color w:val="000000"/>
-          <w:sz w:val="24"/>
-          <w:szCs w:val="24"/>
-        </w:rPr>
-        <w:t xml:space="preserve"> </w:t>
-      </w:r>
-      <w:r>
-        <w:rPr>
-          <w:b/>
-          <w:color w:val="000000"/>
-          <w:sz w:val="24"/>
-          <w:szCs w:val="24"/>
-        </w:rPr>
-        <w:t>ORDEM DE SERVIÇO</w:t>
+        <w:t>DADOS DO CHAMADO/ ORDEM DE SERVIÇO</w:t>
       </w:r>
     </w:p>
     <w:tbl>
@@ -632,7 +520,6 @@
                 <w:color w:val="000000"/>
                 <w:sz w:val="24"/>
                 <w:szCs w:val="24"/>
-                <w:u w:val="single"/>
               </w:rPr>
             </w:pPr>
             <w:r>
@@ -786,7 +673,15 @@
               <w:t xml:space="preserve"> </w:t>
             </w:r>
             <w:r>
-              <w:t>##Cidade## -  ##Estado##</w:t>
+              <w:t xml:space="preserve">##Cidade## </w:t>
+            </w:r>
+            <w:proofErr w:type="gramStart"/>
+            <w:r>
+              <w:t>-  #</w:t>
+            </w:r>
+            <w:proofErr w:type="gramEnd"/>
+            <w:r>
+              <w:t>#Estado##</w:t>
             </w:r>
           </w:p>
         </w:tc>
@@ -835,8 +730,17 @@
                 <w:b/>
                 <w:color w:val="000000"/>
               </w:rPr>
-              <w:t>OS Técnico :</w:t>
-            </w:r>
+              <w:t xml:space="preserve">OS </w:t>
+            </w:r>
+            <w:proofErr w:type="gramStart"/>
+            <w:r>
+              <w:rPr>
+                <w:b/>
+                <w:color w:val="000000"/>
+              </w:rPr>
+              <w:t>Técnico :</w:t>
+            </w:r>
+            <w:proofErr w:type="gramEnd"/>
             <w:r>
               <w:rPr>
                 <w:rFonts w:asciiTheme="majorHAnsi" w:hAnsiTheme="majorHAnsi" w:cstheme="majorHAnsi"/>
@@ -870,8 +774,17 @@
                 <w:b/>
                 <w:color w:val="000000"/>
               </w:rPr>
-              <w:t>Data Visita :</w:t>
-            </w:r>
+              <w:t xml:space="preserve">Data </w:t>
+            </w:r>
+            <w:proofErr w:type="gramStart"/>
+            <w:r>
+              <w:rPr>
+                <w:b/>
+                <w:color w:val="000000"/>
+              </w:rPr>
+              <w:t>Visita :</w:t>
+            </w:r>
+            <w:proofErr w:type="gramEnd"/>
             <w:r>
               <w:rPr>
                 <w:rFonts w:asciiTheme="majorHAnsi" w:hAnsiTheme="majorHAnsi" w:cstheme="majorHAnsi"/>
@@ -886,6 +799,7 @@
     <w:p>
       <w:pPr>
         <w:spacing w:after="0" w:line="240" w:lineRule="auto"/>
+        <w:jc w:val="center"/>
         <w:rPr>
           <w:b/>
           <w:sz w:val="24"/>
@@ -1432,7 +1346,7 @@
                 <w:rFonts w:asciiTheme="majorHAnsi" w:hAnsiTheme="majorHAnsi" w:cstheme="majorHAnsi"/>
                 <w:shd w:val="clear" w:color="auto" w:fill="FFFFFF"/>
               </w:rPr>
-              <w:t>##CodigoProduto##</w:t>
+              <w:t>##CodigoServico##</w:t>
             </w:r>
           </w:p>
         </w:tc>
@@ -1454,7 +1368,7 @@
                 <w:rFonts w:asciiTheme="majorHAnsi" w:hAnsiTheme="majorHAnsi" w:cstheme="majorHAnsi"/>
                 <w:shd w:val="clear" w:color="auto" w:fill="FFFFFF"/>
               </w:rPr>
-              <w:t>##DescricaoProduto##</w:t>
+              <w:t>##DescricaoServico##</w:t>
             </w:r>
           </w:p>
         </w:tc>
@@ -1517,106 +1431,10 @@
           </w:tcPr>
           <w:p>
             <w:pPr>
-              <w:jc w:val="center"/>
               <w:rPr>
                 <w:b/>
                 <w:sz w:val="24"/>
                 <w:szCs w:val="24"/>
-              </w:rPr>
-            </w:pPr>
-            <w:r>
-              <w:rPr>
-                <w:rFonts w:ascii="Helvetica" w:hAnsi="Helvetica" w:cs="Helvetica"/>
-                <w:shd w:val="clear" w:color="auto" w:fill="FFFFFF"/>
-              </w:rPr>
-              <w:t> </w:t>
-            </w:r>
-          </w:p>
-        </w:tc>
-      </w:tr>
-      <w:tr>
-        <w:tc>
-          <w:tcPr>
-            <w:tcW w:w="11188" w:type="dxa"/>
-            <w:tcBorders>
-              <w:top w:val="single" w:sz="4" w:space="0" w:color="auto"/>
-              <w:left w:val="single" w:sz="4" w:space="0" w:color="auto"/>
-              <w:bottom w:val="single" w:sz="4" w:space="0" w:color="auto"/>
-              <w:right w:val="single" w:sz="4" w:space="0" w:color="auto"/>
-            </w:tcBorders>
-          </w:tcPr>
-          <w:p>
-            <w:pPr>
-              <w:jc w:val="center"/>
-              <w:rPr>
-                <w:rFonts w:ascii="Helvetica" w:hAnsi="Helvetica" w:cs="Helvetica"/>
-                <w:shd w:val="clear" w:color="auto" w:fill="FFFFFF"/>
-              </w:rPr>
-            </w:pPr>
-          </w:p>
-        </w:tc>
-      </w:tr>
-      <w:tr>
-        <w:tc>
-          <w:tcPr>
-            <w:tcW w:w="11188" w:type="dxa"/>
-            <w:tcBorders>
-              <w:top w:val="single" w:sz="4" w:space="0" w:color="auto"/>
-              <w:left w:val="single" w:sz="4" w:space="0" w:color="auto"/>
-              <w:bottom w:val="single" w:sz="4" w:space="0" w:color="auto"/>
-              <w:right w:val="single" w:sz="4" w:space="0" w:color="auto"/>
-            </w:tcBorders>
-          </w:tcPr>
-          <w:p>
-            <w:pPr>
-              <w:jc w:val="center"/>
-              <w:rPr>
-                <w:rFonts w:ascii="Helvetica" w:hAnsi="Helvetica" w:cs="Helvetica"/>
-                <w:shd w:val="clear" w:color="auto" w:fill="FFFFFF"/>
-              </w:rPr>
-            </w:pPr>
-          </w:p>
-        </w:tc>
-      </w:tr>
-      <w:tr>
-        <w:tc>
-          <w:tcPr>
-            <w:tcW w:w="11188" w:type="dxa"/>
-            <w:tcBorders>
-              <w:top w:val="single" w:sz="4" w:space="0" w:color="auto"/>
-              <w:left w:val="single" w:sz="4" w:space="0" w:color="auto"/>
-              <w:bottom w:val="single" w:sz="4" w:space="0" w:color="auto"/>
-              <w:right w:val="single" w:sz="4" w:space="0" w:color="auto"/>
-            </w:tcBorders>
-          </w:tcPr>
-          <w:p>
-            <w:pPr>
-              <w:jc w:val="center"/>
-              <w:rPr>
-                <w:rFonts w:ascii="Helvetica" w:hAnsi="Helvetica" w:cs="Helvetica"/>
-                <w:shd w:val="clear" w:color="auto" w:fill="FFFFFF"/>
-              </w:rPr>
-            </w:pPr>
-          </w:p>
-        </w:tc>
-      </w:tr>
-      <w:tr>
-        <w:tc>
-          <w:tcPr>
-            <w:tcW w:w="11188" w:type="dxa"/>
-            <w:tcBorders>
-              <w:top w:val="single" w:sz="4" w:space="0" w:color="auto"/>
-              <w:left w:val="single" w:sz="4" w:space="0" w:color="auto"/>
-              <w:bottom w:val="single" w:sz="4" w:space="0" w:color="auto"/>
-              <w:right w:val="single" w:sz="4" w:space="0" w:color="auto"/>
-            </w:tcBorders>
-          </w:tcPr>
-          <w:p>
-            <w:pPr>
-              <w:jc w:val="center"/>
-              <w:rPr>
-                <w:rFonts w:ascii="Helvetica" w:hAnsi="Helvetica" w:cs="Helvetica"/>
-                <w:shd w:val="clear" w:color="auto" w:fill="FFFFFF"/>
               </w:rPr>
             </w:pPr>
           </w:p>
@@ -1657,444 +1475,25 @@
         <w:tab/>
       </w:r>
     </w:p>
-    <w:tbl>
-      <w:tblPr>
-        <w:tblW w:w="10561" w:type="dxa"/>
+    <w:p>
+      <w:pPr>
+        <w:spacing w:after="0" w:line="240" w:lineRule="auto"/>
         <w:jc w:val="center"/>
-        <w:tblCellMar>
-          <w:left w:w="70" w:type="dxa"/>
-          <w:right w:w="70" w:type="dxa"/>
-        </w:tblCellMar>
-        <w:tblLook w:val="04A0" w:firstRow="1" w:lastRow="0" w:firstColumn="1" w:lastColumn="0" w:noHBand="0" w:noVBand="1"/>
-      </w:tblPr>
-      <w:tblGrid>
-        <w:gridCol w:w="3848"/>
-        <w:gridCol w:w="959"/>
-        <w:gridCol w:w="959"/>
-        <w:gridCol w:w="959"/>
-        <w:gridCol w:w="3836"/>
-      </w:tblGrid>
-      <w:tr>
-        <w:trPr>
-          <w:trHeight w:val="300"/>
-          <w:jc w:val="center"/>
-        </w:trPr>
-        <w:tc>
-          <w:tcPr>
-            <w:tcW w:w="10561" w:type="dxa"/>
-            <w:gridSpan w:val="5"/>
-            <w:tcBorders>
-              <w:top w:val="single" w:sz="4" w:space="0" w:color="auto"/>
-              <w:left w:val="single" w:sz="4" w:space="0" w:color="auto"/>
-              <w:bottom w:val="nil"/>
-              <w:right w:val="single" w:sz="4" w:space="0" w:color="000000"/>
-            </w:tcBorders>
-            <w:shd w:val="clear" w:color="000000" w:fill="FFFFFF"/>
-            <w:noWrap/>
-            <w:vAlign w:val="center"/>
-            <w:hideMark/>
-          </w:tcPr>
-          <w:p>
-            <w:pPr>
-              <w:spacing w:after="0" w:line="240" w:lineRule="auto"/>
-              <w:jc w:val="center"/>
-              <w:rPr>
-                <w:rFonts w:ascii="ArialNormal" w:eastAsia="Times New Roman" w:hAnsi="ArialNormal" w:cs="ArialNormal"/>
-                <w:sz w:val="18"/>
-                <w:szCs w:val="18"/>
-              </w:rPr>
-            </w:pPr>
-            <w:r>
-              <w:rPr>
-                <w:rFonts w:ascii="ArialNormal" w:eastAsia="Times New Roman" w:hAnsi="ArialNormal" w:cs="ArialNormal"/>
-                <w:sz w:val="18"/>
-                <w:szCs w:val="18"/>
-              </w:rPr>
-              <w:t xml:space="preserve">Declaro que os serviços descritos neste relatório foram prestados e dados como aceitos por mim nesta data </w:t>
-            </w:r>
-          </w:p>
-          <w:p>
-            <w:pPr>
-              <w:spacing w:after="0" w:line="240" w:lineRule="auto"/>
-              <w:jc w:val="center"/>
-              <w:rPr>
-                <w:rFonts w:ascii="ArialNormal" w:eastAsia="Times New Roman" w:hAnsi="ArialNormal"/>
-                <w:sz w:val="18"/>
-                <w:szCs w:val="18"/>
-              </w:rPr>
-            </w:pPr>
-            <w:r>
-              <w:rPr>
-                <w:rFonts w:ascii="ArialNormal" w:eastAsia="Times New Roman" w:hAnsi="ArialNormal" w:cs="ArialNormal"/>
-                <w:sz w:val="18"/>
-                <w:szCs w:val="18"/>
-              </w:rPr>
-              <w:t xml:space="preserve"> ___ /___ /_____.</w:t>
-            </w:r>
-          </w:p>
-        </w:tc>
-      </w:tr>
-      <w:tr>
-        <w:trPr>
-          <w:trHeight w:val="300"/>
-          <w:jc w:val="center"/>
-        </w:trPr>
-        <w:tc>
-          <w:tcPr>
-            <w:tcW w:w="3848" w:type="dxa"/>
-            <w:tcBorders>
-              <w:top w:val="nil"/>
-              <w:left w:val="single" w:sz="4" w:space="0" w:color="auto"/>
-              <w:bottom w:val="single" w:sz="4" w:space="0" w:color="auto"/>
-              <w:right w:val="nil"/>
-            </w:tcBorders>
-            <w:shd w:val="clear" w:color="000000" w:fill="FFFFFF"/>
-            <w:noWrap/>
-            <w:vAlign w:val="center"/>
-            <w:hideMark/>
-          </w:tcPr>
-          <w:p>
-            <w:pPr>
-              <w:spacing w:after="0" w:line="240" w:lineRule="auto"/>
-              <w:rPr>
-                <w:rFonts w:ascii="ArialNormal" w:eastAsia="Times New Roman" w:hAnsi="ArialNormal"/>
-                <w:sz w:val="18"/>
-                <w:szCs w:val="18"/>
-              </w:rPr>
-            </w:pPr>
-            <w:r>
-              <w:rPr>
-                <w:rFonts w:ascii="ArialNormal" w:eastAsia="Times New Roman" w:hAnsi="ArialNormal"/>
-                <w:sz w:val="18"/>
-                <w:szCs w:val="18"/>
-              </w:rPr>
-              <w:t> </w:t>
-            </w:r>
-          </w:p>
-        </w:tc>
-        <w:tc>
-          <w:tcPr>
-            <w:tcW w:w="959" w:type="dxa"/>
-            <w:tcBorders>
-              <w:top w:val="nil"/>
-              <w:left w:val="nil"/>
-              <w:bottom w:val="nil"/>
-              <w:right w:val="nil"/>
-            </w:tcBorders>
-            <w:shd w:val="clear" w:color="000000" w:fill="FFFFFF"/>
-            <w:noWrap/>
-            <w:vAlign w:val="bottom"/>
-            <w:hideMark/>
-          </w:tcPr>
-          <w:p>
-            <w:pPr>
-              <w:spacing w:after="0" w:line="240" w:lineRule="auto"/>
-              <w:rPr>
-                <w:rFonts w:eastAsia="Times New Roman"/>
-                <w:color w:val="000000"/>
-                <w:sz w:val="22"/>
-                <w:szCs w:val="22"/>
-              </w:rPr>
-            </w:pPr>
-            <w:r>
-              <w:rPr>
-                <w:rFonts w:eastAsia="Times New Roman"/>
-                <w:color w:val="000000"/>
-                <w:sz w:val="22"/>
-                <w:szCs w:val="22"/>
-              </w:rPr>
-              <w:t> </w:t>
-            </w:r>
-          </w:p>
-        </w:tc>
-        <w:tc>
-          <w:tcPr>
-            <w:tcW w:w="959" w:type="dxa"/>
-            <w:tcBorders>
-              <w:top w:val="nil"/>
-              <w:left w:val="nil"/>
-              <w:bottom w:val="nil"/>
-              <w:right w:val="nil"/>
-            </w:tcBorders>
-            <w:shd w:val="clear" w:color="000000" w:fill="FFFFFF"/>
-            <w:noWrap/>
-            <w:vAlign w:val="bottom"/>
-            <w:hideMark/>
-          </w:tcPr>
-          <w:p>
-            <w:pPr>
-              <w:spacing w:after="0" w:line="240" w:lineRule="auto"/>
-              <w:rPr>
-                <w:rFonts w:eastAsia="Times New Roman"/>
-                <w:color w:val="000000"/>
-                <w:sz w:val="22"/>
-                <w:szCs w:val="22"/>
-              </w:rPr>
-            </w:pPr>
-            <w:r>
-              <w:rPr>
-                <w:rFonts w:eastAsia="Times New Roman"/>
-                <w:color w:val="000000"/>
-                <w:sz w:val="22"/>
-                <w:szCs w:val="22"/>
-              </w:rPr>
-              <w:t> </w:t>
-            </w:r>
-          </w:p>
-        </w:tc>
-        <w:tc>
-          <w:tcPr>
-            <w:tcW w:w="959" w:type="dxa"/>
-            <w:tcBorders>
-              <w:top w:val="nil"/>
-              <w:left w:val="nil"/>
-              <w:bottom w:val="nil"/>
-              <w:right w:val="nil"/>
-            </w:tcBorders>
-            <w:shd w:val="clear" w:color="000000" w:fill="FFFFFF"/>
-            <w:noWrap/>
-            <w:vAlign w:val="bottom"/>
-            <w:hideMark/>
-          </w:tcPr>
-          <w:p>
-            <w:pPr>
-              <w:spacing w:after="0" w:line="240" w:lineRule="auto"/>
-              <w:rPr>
-                <w:rFonts w:eastAsia="Times New Roman"/>
-                <w:color w:val="000000"/>
-                <w:sz w:val="22"/>
-                <w:szCs w:val="22"/>
-              </w:rPr>
-            </w:pPr>
-            <w:r>
-              <w:rPr>
-                <w:rFonts w:eastAsia="Times New Roman"/>
-                <w:color w:val="000000"/>
-                <w:sz w:val="22"/>
-                <w:szCs w:val="22"/>
-              </w:rPr>
-              <w:t> </w:t>
-            </w:r>
-          </w:p>
-        </w:tc>
-        <w:tc>
-          <w:tcPr>
-            <w:tcW w:w="3836" w:type="dxa"/>
-            <w:tcBorders>
-              <w:top w:val="nil"/>
-              <w:left w:val="nil"/>
-              <w:bottom w:val="single" w:sz="4" w:space="0" w:color="auto"/>
-              <w:right w:val="single" w:sz="4" w:space="0" w:color="000000"/>
-            </w:tcBorders>
-            <w:shd w:val="clear" w:color="000000" w:fill="FFFFFF"/>
-            <w:noWrap/>
-            <w:vAlign w:val="center"/>
-            <w:hideMark/>
-          </w:tcPr>
-          <w:p>
-            <w:pPr>
-              <w:spacing w:after="0" w:line="240" w:lineRule="auto"/>
-              <w:rPr>
-                <w:rFonts w:ascii="ArialNormal" w:eastAsia="Times New Roman" w:hAnsi="ArialNormal"/>
-                <w:sz w:val="18"/>
-                <w:szCs w:val="18"/>
-              </w:rPr>
-            </w:pPr>
-            <w:r>
-              <w:rPr>
-                <w:rFonts w:ascii="ArialNormal" w:eastAsia="Times New Roman" w:hAnsi="ArialNormal"/>
-                <w:sz w:val="18"/>
-                <w:szCs w:val="18"/>
-              </w:rPr>
-              <w:t> </w:t>
-            </w:r>
-          </w:p>
-        </w:tc>
-      </w:tr>
-      <w:tr>
-        <w:trPr>
-          <w:trHeight w:val="300"/>
-          <w:jc w:val="center"/>
-        </w:trPr>
-        <w:tc>
-          <w:tcPr>
-            <w:tcW w:w="3848" w:type="dxa"/>
-            <w:tcBorders>
-              <w:top w:val="nil"/>
-              <w:left w:val="single" w:sz="4" w:space="0" w:color="auto"/>
-              <w:bottom w:val="single" w:sz="4" w:space="0" w:color="auto"/>
-              <w:right w:val="nil"/>
-            </w:tcBorders>
-            <w:shd w:val="clear" w:color="000000" w:fill="FFFFFF"/>
-            <w:noWrap/>
-            <w:vAlign w:val="bottom"/>
-            <w:hideMark/>
-          </w:tcPr>
-          <w:p>
-            <w:pPr>
-              <w:spacing w:after="0" w:line="240" w:lineRule="auto"/>
-              <w:jc w:val="center"/>
-              <w:rPr>
-                <w:rFonts w:ascii="ArialNormal" w:eastAsia="Times New Roman" w:hAnsi="ArialNormal"/>
-                <w:color w:val="000000"/>
-                <w:sz w:val="18"/>
-                <w:szCs w:val="18"/>
-              </w:rPr>
-            </w:pPr>
-            <w:r>
-              <w:rPr>
-                <w:rFonts w:ascii="ArialNormal" w:eastAsia="Times New Roman" w:hAnsi="ArialNormal"/>
-                <w:color w:val="000000"/>
-                <w:sz w:val="18"/>
-                <w:szCs w:val="18"/>
-              </w:rPr>
-              <w:t>Assinatura do Técnico</w:t>
-            </w:r>
-          </w:p>
-        </w:tc>
-        <w:tc>
-          <w:tcPr>
-            <w:tcW w:w="959" w:type="dxa"/>
-            <w:tcBorders>
-              <w:top w:val="nil"/>
-              <w:left w:val="nil"/>
-              <w:bottom w:val="single" w:sz="4" w:space="0" w:color="auto"/>
-              <w:right w:val="nil"/>
-            </w:tcBorders>
-            <w:shd w:val="clear" w:color="000000" w:fill="FFFFFF"/>
-            <w:noWrap/>
-            <w:vAlign w:val="bottom"/>
-            <w:hideMark/>
-          </w:tcPr>
-          <w:p>
-            <w:pPr>
-              <w:spacing w:after="0" w:line="240" w:lineRule="auto"/>
-              <w:rPr>
-                <w:rFonts w:eastAsia="Times New Roman"/>
-                <w:color w:val="000000"/>
-                <w:sz w:val="22"/>
-                <w:szCs w:val="22"/>
-              </w:rPr>
-            </w:pPr>
-            <w:r>
-              <w:rPr>
-                <w:rFonts w:eastAsia="Times New Roman"/>
-                <w:color w:val="000000"/>
-                <w:sz w:val="22"/>
-                <w:szCs w:val="22"/>
-              </w:rPr>
-              <w:t> </w:t>
-            </w:r>
-          </w:p>
-        </w:tc>
-        <w:tc>
-          <w:tcPr>
-            <w:tcW w:w="959" w:type="dxa"/>
-            <w:tcBorders>
-              <w:top w:val="nil"/>
-              <w:left w:val="nil"/>
-              <w:bottom w:val="single" w:sz="4" w:space="0" w:color="auto"/>
-              <w:right w:val="nil"/>
-            </w:tcBorders>
-            <w:shd w:val="clear" w:color="000000" w:fill="FFFFFF"/>
-            <w:noWrap/>
-            <w:vAlign w:val="bottom"/>
-            <w:hideMark/>
-          </w:tcPr>
-          <w:p>
-            <w:pPr>
-              <w:spacing w:after="0" w:line="240" w:lineRule="auto"/>
-              <w:rPr>
-                <w:rFonts w:eastAsia="Times New Roman"/>
-                <w:color w:val="000000"/>
-                <w:sz w:val="22"/>
-                <w:szCs w:val="22"/>
-              </w:rPr>
-            </w:pPr>
-            <w:r>
-              <w:rPr>
-                <w:rFonts w:eastAsia="Times New Roman"/>
-                <w:color w:val="000000"/>
-                <w:sz w:val="22"/>
-                <w:szCs w:val="22"/>
-              </w:rPr>
-              <w:t> </w:t>
-            </w:r>
-          </w:p>
-        </w:tc>
-        <w:tc>
-          <w:tcPr>
-            <w:tcW w:w="959" w:type="dxa"/>
-            <w:tcBorders>
-              <w:top w:val="nil"/>
-              <w:left w:val="nil"/>
-              <w:bottom w:val="single" w:sz="4" w:space="0" w:color="auto"/>
-              <w:right w:val="nil"/>
-            </w:tcBorders>
-            <w:shd w:val="clear" w:color="000000" w:fill="FFFFFF"/>
-            <w:noWrap/>
-            <w:vAlign w:val="bottom"/>
-            <w:hideMark/>
-          </w:tcPr>
-          <w:p>
-            <w:pPr>
-              <w:spacing w:after="0" w:line="240" w:lineRule="auto"/>
-              <w:rPr>
-                <w:rFonts w:eastAsia="Times New Roman"/>
-                <w:color w:val="000000"/>
-                <w:sz w:val="22"/>
-                <w:szCs w:val="22"/>
-              </w:rPr>
-            </w:pPr>
-            <w:r>
-              <w:rPr>
-                <w:rFonts w:eastAsia="Times New Roman"/>
-                <w:color w:val="000000"/>
-                <w:sz w:val="22"/>
-                <w:szCs w:val="22"/>
-              </w:rPr>
-              <w:t> </w:t>
-            </w:r>
-          </w:p>
-        </w:tc>
-        <w:tc>
-          <w:tcPr>
-            <w:tcW w:w="3836" w:type="dxa"/>
-            <w:tcBorders>
-              <w:top w:val="nil"/>
-              <w:left w:val="nil"/>
-              <w:bottom w:val="single" w:sz="4" w:space="0" w:color="auto"/>
-              <w:right w:val="single" w:sz="4" w:space="0" w:color="000000"/>
-            </w:tcBorders>
-            <w:shd w:val="clear" w:color="000000" w:fill="FFFFFF"/>
-            <w:noWrap/>
-            <w:vAlign w:val="bottom"/>
-            <w:hideMark/>
-          </w:tcPr>
-          <w:p>
-            <w:pPr>
-              <w:spacing w:after="0" w:line="240" w:lineRule="auto"/>
-              <w:jc w:val="center"/>
-              <w:rPr>
-                <w:rFonts w:eastAsia="Times New Roman"/>
-                <w:color w:val="000000"/>
-                <w:sz w:val="22"/>
-                <w:szCs w:val="22"/>
-              </w:rPr>
-            </w:pPr>
-            <w:r>
-              <w:rPr>
-                <w:rFonts w:eastAsia="Times New Roman"/>
-                <w:color w:val="000000"/>
-                <w:sz w:val="22"/>
-                <w:szCs w:val="22"/>
-              </w:rPr>
-              <w:t xml:space="preserve">  Assinatura do Cliente</w:t>
-            </w:r>
-          </w:p>
-        </w:tc>
-      </w:tr>
-    </w:tbl>
+        <w:rPr>
+          <w:rFonts w:ascii="ArialNormal" w:eastAsia="Times New Roman" w:hAnsi="ArialNormal" w:cs="ArialNormal"/>
+          <w:sz w:val="18"/>
+          <w:szCs w:val="18"/>
+        </w:rPr>
+      </w:pPr>
+      <w:r>
+        <w:rPr>
+          <w:rFonts w:ascii="ArialNormal" w:eastAsia="Times New Roman" w:hAnsi="ArialNormal" w:cs="ArialNormal"/>
+          <w:sz w:val="18"/>
+          <w:szCs w:val="18"/>
+        </w:rPr>
+        <w:t xml:space="preserve">Declaro que os serviços descritos neste relatório foram prestados e dados como aceitos por mim nesta data </w:t>
+      </w:r>
+    </w:p>
     <w:p>
       <w:pPr>
         <w:pBdr>
@@ -2109,6 +1508,88 @@
     </w:p>
     <w:p>
       <w:pPr>
+        <w:spacing w:after="0"/>
+        <w:rPr>
+          <w:b/>
+          <w:sz w:val="24"/>
+          <w:szCs w:val="24"/>
+        </w:rPr>
+      </w:pPr>
+    </w:p>
+    <w:tbl>
+      <w:tblPr>
+        <w:tblStyle w:val="Tabelacomgrade"/>
+        <w:tblW w:w="11246" w:type="dxa"/>
+        <w:tblLook w:val="04A0" w:firstRow="1" w:lastRow="0" w:firstColumn="1" w:lastColumn="0" w:noHBand="0" w:noVBand="1"/>
+      </w:tblPr>
+      <w:tblGrid>
+        <w:gridCol w:w="5623"/>
+        <w:gridCol w:w="5623"/>
+      </w:tblGrid>
+      <w:tr>
+        <w:trPr>
+          <w:trHeight w:val="2126"/>
+        </w:trPr>
+        <w:tc>
+          <w:tcPr>
+            <w:tcW w:w="5623" w:type="dxa"/>
+          </w:tcPr>
+          <w:p>
+            <w:pPr>
+              <w:jc w:val="center"/>
+              <w:rPr>
+                <w:rFonts w:ascii="ArialNormal" w:eastAsia="Times New Roman" w:hAnsi="ArialNormal"/>
+                <w:sz w:val="18"/>
+                <w:szCs w:val="18"/>
+              </w:rPr>
+            </w:pPr>
+            <w:r>
+              <w:rPr>
+                <w:rFonts w:ascii="ArialNormal" w:eastAsia="Times New Roman" w:hAnsi="ArialNormal"/>
+                <w:sz w:val="18"/>
+                <w:szCs w:val="18"/>
+              </w:rPr>
+              <w:t>Assinatura do Cliente:</w:t>
+            </w:r>
+          </w:p>
+        </w:tc>
+        <w:tc>
+          <w:tcPr>
+            <w:tcW w:w="5623" w:type="dxa"/>
+          </w:tcPr>
+          <w:p>
+            <w:pPr>
+              <w:jc w:val="center"/>
+              <w:rPr>
+                <w:rFonts w:ascii="ArialNormal" w:eastAsia="Times New Roman" w:hAnsi="ArialNormal"/>
+                <w:sz w:val="18"/>
+                <w:szCs w:val="18"/>
+              </w:rPr>
+            </w:pPr>
+            <w:r>
+              <w:rPr>
+                <w:rFonts w:ascii="ArialNormal" w:eastAsia="Times New Roman" w:hAnsi="ArialNormal"/>
+                <w:sz w:val="18"/>
+                <w:szCs w:val="18"/>
+              </w:rPr>
+              <w:t>Assinatura do Técnico:</w:t>
+            </w:r>
+          </w:p>
+          <w:p>
+            <w:pPr>
+              <w:jc w:val="center"/>
+              <w:rPr>
+                <w:rFonts w:ascii="ArialNormal" w:eastAsia="Times New Roman" w:hAnsi="ArialNormal"/>
+                <w:sz w:val="18"/>
+                <w:szCs w:val="18"/>
+              </w:rPr>
+            </w:pPr>
+          </w:p>
+        </w:tc>
+      </w:tr>
+    </w:tbl>
+    <w:p>
+      <w:pPr>
         <w:pBdr>
           <w:top w:val="nil"/>
           <w:left w:val="nil"/>
@@ -2116,6 +1597,29 @@
           <w:right w:val="nil"/>
           <w:between w:val="nil"/>
         </w:pBdr>
+        <w:spacing w:after="0" w:line="240" w:lineRule="auto"/>
+        <w:jc w:val="center"/>
+        <w:rPr>
+          <w:rFonts w:ascii="ArialNormal" w:eastAsia="Times New Roman" w:hAnsi="ArialNormal"/>
+          <w:sz w:val="18"/>
+          <w:szCs w:val="18"/>
+        </w:rPr>
+      </w:pPr>
+    </w:p>
+    <w:p>
+      <w:pPr>
+        <w:pBdr>
+          <w:top w:val="nil"/>
+          <w:left w:val="nil"/>
+          <w:bottom w:val="nil"/>
+          <w:right w:val="nil"/>
+          <w:between w:val="nil"/>
+        </w:pBdr>
+        <w:spacing w:after="0" w:line="240" w:lineRule="auto"/>
+      </w:pPr>
+    </w:p>
+    <w:p>
+      <w:pPr>
         <w:spacing w:after="0" w:line="240" w:lineRule="auto"/>
       </w:pPr>
     </w:p>
@@ -2136,7 +1640,7 @@
 </file>
 
 <file path=word/endnotes.xml><?xml version="1.0" encoding="utf-8"?>
-<w:endnotes xmlns:wpc="http://schemas.microsoft.com/office/word/2010/wordprocessingCanvas" xmlns:cx="http://schemas.microsoft.com/office/drawing/2014/chartex" xmlns:cx1="http://schemas.microsoft.com/office/drawing/2015/9/8/chartex" xmlns:cx2="http://schemas.microsoft.com/office/drawing/2015/10/21/chartex" xmlns:cx3="http://schemas.microsoft.com/office/drawing/2016/5/9/chartex" xmlns:cx4="http://schemas.microsoft.com/office/drawing/2016/5/10/chartex" xmlns:cx5="http://schemas.microsoft.com/office/drawing/2016/5/11/chartex" xmlns:cx6="http://schemas.microsoft.com/office/drawing/2016/5/12/chartex" xmlns:cx7="http://schemas.microsoft.com/office/drawing/2016/5/13/chartex" xmlns:cx8="http://schemas.microsoft.com/office/drawing/2016/5/14/chartex" xmlns:mc="http://schemas.openxmlformats.org/markup-compatibility/2006" xmlns:aink="http://schemas.microsoft.com/office/drawing/2016/ink" xmlns:am3d="http://schemas.microsoft.com/office/drawing/2017/model3d" xmlns:o="urn:schemas-microsoft-com:office:office" xmlns:oel="http://schemas.microsoft.com/office/2019/extlst" xmlns:r="http://schemas.openxmlformats.org/officeDocument/2006/relationships" xmlns:m="http://schemas.openxmlformats.org/officeDocument/2006/math" xmlns:v="urn:schemas-microsoft-com:vml" xmlns:wp14="http://schemas.microsoft.com/office/word/2010/wordprocessingDrawing" xmlns:wp="http://schemas.openxmlformats.org/drawingml/2006/wordprocessingDrawing" xmlns:w10="urn:schemas-microsoft-com:office:word" xmlns:w="http://schemas.openxmlformats.org/wordprocessingml/2006/main" xmlns:w14="http://schemas.microsoft.com/office/word/2010/wordml" xmlns:w15="http://schemas.microsoft.com/office/word/2012/wordml" xmlns:w16cex="http://schemas.microsoft.com/office/word/2018/wordml/cex" xmlns:w16cid="http://schemas.microsoft.com/office/word/2016/wordml/cid" xmlns:w16="http://schemas.microsoft.com/office/word/2018/wordml" xmlns:w16sdtdh="http://schemas.microsoft.com/office/word/2020/wordml/sdtdatahash" xmlns:w16se="http://schemas.microsoft.com/office/word/2015/wordml/symex" xmlns:wpg="http://schemas.microsoft.com/office/word/2010/wordprocessingGroup" xmlns:wpi="http://schemas.microsoft.com/office/word/2010/wordprocessingInk" xmlns:wne="http://schemas.microsoft.com/office/word/2006/wordml" xmlns:wps="http://schemas.microsoft.com/office/word/2010/wordprocessingShape" mc:Ignorable="w14 w15 w16se w16cid w16 w16cex w16sdtdh wp14">
+<w:endnotes xmlns:wpc="http://schemas.microsoft.com/office/word/2010/wordprocessingCanvas" xmlns:cx="http://schemas.microsoft.com/office/drawing/2014/chartex" xmlns:cx1="http://schemas.microsoft.com/office/drawing/2015/9/8/chartex" xmlns:cx2="http://schemas.microsoft.com/office/drawing/2015/10/21/chartex" xmlns:cx3="http://schemas.microsoft.com/office/drawing/2016/5/9/chartex" xmlns:cx4="http://schemas.microsoft.com/office/drawing/2016/5/10/chartex" xmlns:cx5="http://schemas.microsoft.com/office/drawing/2016/5/11/chartex" xmlns:cx6="http://schemas.microsoft.com/office/drawing/2016/5/12/chartex" xmlns:cx7="http://schemas.microsoft.com/office/drawing/2016/5/13/chartex" xmlns:cx8="http://schemas.microsoft.com/office/drawing/2016/5/14/chartex" xmlns:mc="http://schemas.openxmlformats.org/markup-compatibility/2006" xmlns:aink="http://schemas.microsoft.com/office/drawing/2016/ink" xmlns:am3d="http://schemas.microsoft.com/office/drawing/2017/model3d" xmlns:o="urn:schemas-microsoft-com:office:office" xmlns:oel="http://schemas.microsoft.com/office/2019/extlst" xmlns:r="http://schemas.openxmlformats.org/officeDocument/2006/relationships" xmlns:m="http://schemas.openxmlformats.org/officeDocument/2006/math" xmlns:v="urn:schemas-microsoft-com:vml" xmlns:wp14="http://schemas.microsoft.com/office/word/2010/wordprocessingDrawing" xmlns:wp="http://schemas.openxmlformats.org/drawingml/2006/wordprocessingDrawing" xmlns:w10="urn:schemas-microsoft-com:office:word" xmlns:w="http://schemas.openxmlformats.org/wordprocessingml/2006/main" xmlns:w14="http://schemas.microsoft.com/office/word/2010/wordml" xmlns:w15="http://schemas.microsoft.com/office/word/2012/wordml" xmlns:w16cex="http://schemas.microsoft.com/office/word/2018/wordml/cex" xmlns:w16cid="http://schemas.microsoft.com/office/word/2016/wordml/cid" xmlns:w16="http://schemas.microsoft.com/office/word/2018/wordml" xmlns:w16du="http://schemas.microsoft.com/office/word/2023/wordml/word16du" xmlns:w16sdtdh="http://schemas.microsoft.com/office/word/2020/wordml/sdtdatahash" xmlns:w16sdtfl="http://schemas.microsoft.com/office/word/2024/wordml/sdtformatlock" xmlns:w16se="http://schemas.microsoft.com/office/word/2015/wordml/symex" xmlns:wpg="http://schemas.microsoft.com/office/word/2010/wordprocessingGroup" xmlns:wpi="http://schemas.microsoft.com/office/word/2010/wordprocessingInk" xmlns:wne="http://schemas.microsoft.com/office/word/2006/wordml" xmlns:wps="http://schemas.microsoft.com/office/word/2010/wordprocessingShape" mc:Ignorable="w14 w15 w16se w16cid w16 w16cex w16sdtdh w16sdtfl w16du wp14">
   <w:endnote w:type="separator" w:id="-1">
     <w:p>
       <w:pPr>
@@ -2161,7 +1665,7 @@
 </file>
 
 <file path=word/footer1.xml><?xml version="1.0" encoding="utf-8"?>
-<w:ftr xmlns:wpc="http://schemas.microsoft.com/office/word/2010/wordprocessingCanvas" xmlns:cx="http://schemas.microsoft.com/office/drawing/2014/chartex" xmlns:cx1="http://schemas.microsoft.com/office/drawing/2015/9/8/chartex" xmlns:cx2="http://schemas.microsoft.com/office/drawing/2015/10/21/chartex" xmlns:cx3="http://schemas.microsoft.com/office/drawing/2016/5/9/chartex" xmlns:cx4="http://schemas.microsoft.com/office/drawing/2016/5/10/chartex" xmlns:cx5="http://schemas.microsoft.com/office/drawing/2016/5/11/chartex" xmlns:cx6="http://schemas.microsoft.com/office/drawing/2016/5/12/chartex" xmlns:cx7="http://schemas.microsoft.com/office/drawing/2016/5/13/chartex" xmlns:cx8="http://schemas.microsoft.com/office/drawing/2016/5/14/chartex" xmlns:mc="http://schemas.openxmlformats.org/markup-compatibility/2006" xmlns:aink="http://schemas.microsoft.com/office/drawing/2016/ink" xmlns:am3d="http://schemas.microsoft.com/office/drawing/2017/model3d" xmlns:o="urn:schemas-microsoft-com:office:office" xmlns:oel="http://schemas.microsoft.com/office/2019/extlst" xmlns:r="http://schemas.openxmlformats.org/officeDocument/2006/relationships" xmlns:m="http://schemas.openxmlformats.org/officeDocument/2006/math" xmlns:v="urn:schemas-microsoft-com:vml" xmlns:wp14="http://schemas.microsoft.com/office/word/2010/wordprocessingDrawing" xmlns:wp="http://schemas.openxmlformats.org/drawingml/2006/wordprocessingDrawing" xmlns:w10="urn:schemas-microsoft-com:office:word" xmlns:w="http://schemas.openxmlformats.org/wordprocessingml/2006/main" xmlns:w14="http://schemas.microsoft.com/office/word/2010/wordml" xmlns:w15="http://schemas.microsoft.com/office/word/2012/wordml" xmlns:w16cex="http://schemas.microsoft.com/office/word/2018/wordml/cex" xmlns:w16cid="http://schemas.microsoft.com/office/word/2016/wordml/cid" xmlns:w16="http://schemas.microsoft.com/office/word/2018/wordml" xmlns:w16sdtdh="http://schemas.microsoft.com/office/word/2020/wordml/sdtdatahash" xmlns:w16se="http://schemas.microsoft.com/office/word/2015/wordml/symex" xmlns:wpg="http://schemas.microsoft.com/office/word/2010/wordprocessingGroup" xmlns:wpi="http://schemas.microsoft.com/office/word/2010/wordprocessingInk" xmlns:wne="http://schemas.microsoft.com/office/word/2006/wordml" xmlns:wps="http://schemas.microsoft.com/office/word/2010/wordprocessingShape" mc:Ignorable="w14 w15 w16se w16cid w16 w16cex w16sdtdh wp14">
+<w:ftr xmlns:wpc="http://schemas.microsoft.com/office/word/2010/wordprocessingCanvas" xmlns:cx="http://schemas.microsoft.com/office/drawing/2014/chartex" xmlns:cx1="http://schemas.microsoft.com/office/drawing/2015/9/8/chartex" xmlns:cx2="http://schemas.microsoft.com/office/drawing/2015/10/21/chartex" xmlns:cx3="http://schemas.microsoft.com/office/drawing/2016/5/9/chartex" xmlns:cx4="http://schemas.microsoft.com/office/drawing/2016/5/10/chartex" xmlns:cx5="http://schemas.microsoft.com/office/drawing/2016/5/11/chartex" xmlns:cx6="http://schemas.microsoft.com/office/drawing/2016/5/12/chartex" xmlns:cx7="http://schemas.microsoft.com/office/drawing/2016/5/13/chartex" xmlns:cx8="http://schemas.microsoft.com/office/drawing/2016/5/14/chartex" xmlns:mc="http://schemas.openxmlformats.org/markup-compatibility/2006" xmlns:aink="http://schemas.microsoft.com/office/drawing/2016/ink" xmlns:am3d="http://schemas.microsoft.com/office/drawing/2017/model3d" xmlns:o="urn:schemas-microsoft-com:office:office" xmlns:oel="http://schemas.microsoft.com/office/2019/extlst" xmlns:r="http://schemas.openxmlformats.org/officeDocument/2006/relationships" xmlns:m="http://schemas.openxmlformats.org/officeDocument/2006/math" xmlns:v="urn:schemas-microsoft-com:vml" xmlns:wp14="http://schemas.microsoft.com/office/word/2010/wordprocessingDrawing" xmlns:wp="http://schemas.openxmlformats.org/drawingml/2006/wordprocessingDrawing" xmlns:w10="urn:schemas-microsoft-com:office:word" xmlns:w="http://schemas.openxmlformats.org/wordprocessingml/2006/main" xmlns:w14="http://schemas.microsoft.com/office/word/2010/wordml" xmlns:w15="http://schemas.microsoft.com/office/word/2012/wordml" xmlns:w16cex="http://schemas.microsoft.com/office/word/2018/wordml/cex" xmlns:w16cid="http://schemas.microsoft.com/office/word/2016/wordml/cid" xmlns:w16="http://schemas.microsoft.com/office/word/2018/wordml" xmlns:w16du="http://schemas.microsoft.com/office/word/2023/wordml/word16du" xmlns:w16sdtdh="http://schemas.microsoft.com/office/word/2020/wordml/sdtdatahash" xmlns:w16sdtfl="http://schemas.microsoft.com/office/word/2024/wordml/sdtformatlock" xmlns:w16se="http://schemas.microsoft.com/office/word/2015/wordml/symex" xmlns:wpg="http://schemas.microsoft.com/office/word/2010/wordprocessingGroup" xmlns:wpi="http://schemas.microsoft.com/office/word/2010/wordprocessingInk" xmlns:wne="http://schemas.microsoft.com/office/word/2006/wordml" xmlns:wps="http://schemas.microsoft.com/office/word/2010/wordprocessingShape" mc:Ignorable="w14 w15 w16se w16cid w16 w16cex w16sdtdh w16sdtfl w16du wp14">
   <w:p>
     <w:pPr>
       <w:pBdr>
@@ -2182,7 +1686,7 @@
 </file>
 
 <file path=word/footer2.xml><?xml version="1.0" encoding="utf-8"?>
-<w:ftr xmlns:wpc="http://schemas.microsoft.com/office/word/2010/wordprocessingCanvas" xmlns:cx="http://schemas.microsoft.com/office/drawing/2014/chartex" xmlns:cx1="http://schemas.microsoft.com/office/drawing/2015/9/8/chartex" xmlns:cx2="http://schemas.microsoft.com/office/drawing/2015/10/21/chartex" xmlns:cx3="http://schemas.microsoft.com/office/drawing/2016/5/9/chartex" xmlns:cx4="http://schemas.microsoft.com/office/drawing/2016/5/10/chartex" xmlns:cx5="http://schemas.microsoft.com/office/drawing/2016/5/11/chartex" xmlns:cx6="http://schemas.microsoft.com/office/drawing/2016/5/12/chartex" xmlns:cx7="http://schemas.microsoft.com/office/drawing/2016/5/13/chartex" xmlns:cx8="http://schemas.microsoft.com/office/drawing/2016/5/14/chartex" xmlns:mc="http://schemas.openxmlformats.org/markup-compatibility/2006" xmlns:aink="http://schemas.microsoft.com/office/drawing/2016/ink" xmlns:am3d="http://schemas.microsoft.com/office/drawing/2017/model3d" xmlns:o="urn:schemas-microsoft-com:office:office" xmlns:oel="http://schemas.microsoft.com/office/2019/extlst" xmlns:r="http://schemas.openxmlformats.org/officeDocument/2006/relationships" xmlns:m="http://schemas.openxmlformats.org/officeDocument/2006/math" xmlns:v="urn:schemas-microsoft-com:vml" xmlns:wp14="http://schemas.microsoft.com/office/word/2010/wordprocessingDrawing" xmlns:wp="http://schemas.openxmlformats.org/drawingml/2006/wordprocessingDrawing" xmlns:w10="urn:schemas-microsoft-com:office:word" xmlns:w="http://schemas.openxmlformats.org/wordprocessingml/2006/main" xmlns:w14="http://schemas.microsoft.com/office/word/2010/wordml" xmlns:w15="http://schemas.microsoft.com/office/word/2012/wordml" xmlns:w16cex="http://schemas.microsoft.com/office/word/2018/wordml/cex" xmlns:w16cid="http://schemas.microsoft.com/office/word/2016/wordml/cid" xmlns:w16="http://schemas.microsoft.com/office/word/2018/wordml" xmlns:w16sdtdh="http://schemas.microsoft.com/office/word/2020/wordml/sdtdatahash" xmlns:w16se="http://schemas.microsoft.com/office/word/2015/wordml/symex" xmlns:wpg="http://schemas.microsoft.com/office/word/2010/wordprocessingGroup" xmlns:wpi="http://schemas.microsoft.com/office/word/2010/wordprocessingInk" xmlns:wne="http://schemas.microsoft.com/office/word/2006/wordml" xmlns:wps="http://schemas.microsoft.com/office/word/2010/wordprocessingShape" mc:Ignorable="w14 w15 w16se w16cid w16 w16cex w16sdtdh wp14">
+<w:ftr xmlns:wpc="http://schemas.microsoft.com/office/word/2010/wordprocessingCanvas" xmlns:cx="http://schemas.microsoft.com/office/drawing/2014/chartex" xmlns:cx1="http://schemas.microsoft.com/office/drawing/2015/9/8/chartex" xmlns:cx2="http://schemas.microsoft.com/office/drawing/2015/10/21/chartex" xmlns:cx3="http://schemas.microsoft.com/office/drawing/2016/5/9/chartex" xmlns:cx4="http://schemas.microsoft.com/office/drawing/2016/5/10/chartex" xmlns:cx5="http://schemas.microsoft.com/office/drawing/2016/5/11/chartex" xmlns:cx6="http://schemas.microsoft.com/office/drawing/2016/5/12/chartex" xmlns:cx7="http://schemas.microsoft.com/office/drawing/2016/5/13/chartex" xmlns:cx8="http://schemas.microsoft.com/office/drawing/2016/5/14/chartex" xmlns:mc="http://schemas.openxmlformats.org/markup-compatibility/2006" xmlns:aink="http://schemas.microsoft.com/office/drawing/2016/ink" xmlns:am3d="http://schemas.microsoft.com/office/drawing/2017/model3d" xmlns:o="urn:schemas-microsoft-com:office:office" xmlns:oel="http://schemas.microsoft.com/office/2019/extlst" xmlns:r="http://schemas.openxmlformats.org/officeDocument/2006/relationships" xmlns:m="http://schemas.openxmlformats.org/officeDocument/2006/math" xmlns:v="urn:schemas-microsoft-com:vml" xmlns:wp14="http://schemas.microsoft.com/office/word/2010/wordprocessingDrawing" xmlns:wp="http://schemas.openxmlformats.org/drawingml/2006/wordprocessingDrawing" xmlns:w10="urn:schemas-microsoft-com:office:word" xmlns:w="http://schemas.openxmlformats.org/wordprocessingml/2006/main" xmlns:w14="http://schemas.microsoft.com/office/word/2010/wordml" xmlns:w15="http://schemas.microsoft.com/office/word/2012/wordml" xmlns:w16cex="http://schemas.microsoft.com/office/word/2018/wordml/cex" xmlns:w16cid="http://schemas.microsoft.com/office/word/2016/wordml/cid" xmlns:w16="http://schemas.microsoft.com/office/word/2018/wordml" xmlns:w16du="http://schemas.microsoft.com/office/word/2023/wordml/word16du" xmlns:w16sdtdh="http://schemas.microsoft.com/office/word/2020/wordml/sdtdatahash" xmlns:w16sdtfl="http://schemas.microsoft.com/office/word/2024/wordml/sdtformatlock" xmlns:w16se="http://schemas.microsoft.com/office/word/2015/wordml/symex" xmlns:wpg="http://schemas.microsoft.com/office/word/2010/wordprocessingGroup" xmlns:wpi="http://schemas.microsoft.com/office/word/2010/wordprocessingInk" xmlns:wne="http://schemas.microsoft.com/office/word/2006/wordml" xmlns:wps="http://schemas.microsoft.com/office/word/2010/wordprocessingShape" mc:Ignorable="w14 w15 w16se w16cid w16 w16cex w16sdtdh w16sdtfl w16du wp14">
   <w:p>
     <w:pPr>
       <w:pBdr>
@@ -2203,7 +1707,7 @@
 </file>
 
 <file path=word/footer3.xml><?xml version="1.0" encoding="utf-8"?>
-<w:ftr xmlns:wpc="http://schemas.microsoft.com/office/word/2010/wordprocessingCanvas" xmlns:cx="http://schemas.microsoft.com/office/drawing/2014/chartex" xmlns:cx1="http://schemas.microsoft.com/office/drawing/2015/9/8/chartex" xmlns:cx2="http://schemas.microsoft.com/office/drawing/2015/10/21/chartex" xmlns:cx3="http://schemas.microsoft.com/office/drawing/2016/5/9/chartex" xmlns:cx4="http://schemas.microsoft.com/office/drawing/2016/5/10/chartex" xmlns:cx5="http://schemas.microsoft.com/office/drawing/2016/5/11/chartex" xmlns:cx6="http://schemas.microsoft.com/office/drawing/2016/5/12/chartex" xmlns:cx7="http://schemas.microsoft.com/office/drawing/2016/5/13/chartex" xmlns:cx8="http://schemas.microsoft.com/office/drawing/2016/5/14/chartex" xmlns:mc="http://schemas.openxmlformats.org/markup-compatibility/2006" xmlns:aink="http://schemas.microsoft.com/office/drawing/2016/ink" xmlns:am3d="http://schemas.microsoft.com/office/drawing/2017/model3d" xmlns:o="urn:schemas-microsoft-com:office:office" xmlns:oel="http://schemas.microsoft.com/office/2019/extlst" xmlns:r="http://schemas.openxmlformats.org/officeDocument/2006/relationships" xmlns:m="http://schemas.openxmlformats.org/officeDocument/2006/math" xmlns:v="urn:schemas-microsoft-com:vml" xmlns:wp14="http://schemas.microsoft.com/office/word/2010/wordprocessingDrawing" xmlns:wp="http://schemas.openxmlformats.org/drawingml/2006/wordprocessingDrawing" xmlns:w10="urn:schemas-microsoft-com:office:word" xmlns:w="http://schemas.openxmlformats.org/wordprocessingml/2006/main" xmlns:w14="http://schemas.microsoft.com/office/word/2010/wordml" xmlns:w15="http://schemas.microsoft.com/office/word/2012/wordml" xmlns:w16cex="http://schemas.microsoft.com/office/word/2018/wordml/cex" xmlns:w16cid="http://schemas.microsoft.com/office/word/2016/wordml/cid" xmlns:w16="http://schemas.microsoft.com/office/word/2018/wordml" xmlns:w16sdtdh="http://schemas.microsoft.com/office/word/2020/wordml/sdtdatahash" xmlns:w16se="http://schemas.microsoft.com/office/word/2015/wordml/symex" xmlns:wpg="http://schemas.microsoft.com/office/word/2010/wordprocessingGroup" xmlns:wpi="http://schemas.microsoft.com/office/word/2010/wordprocessingInk" xmlns:wne="http://schemas.microsoft.com/office/word/2006/wordml" xmlns:wps="http://schemas.microsoft.com/office/word/2010/wordprocessingShape" mc:Ignorable="w14 w15 w16se w16cid w16 w16cex w16sdtdh wp14">
+<w:ftr xmlns:wpc="http://schemas.microsoft.com/office/word/2010/wordprocessingCanvas" xmlns:cx="http://schemas.microsoft.com/office/drawing/2014/chartex" xmlns:cx1="http://schemas.microsoft.com/office/drawing/2015/9/8/chartex" xmlns:cx2="http://schemas.microsoft.com/office/drawing/2015/10/21/chartex" xmlns:cx3="http://schemas.microsoft.com/office/drawing/2016/5/9/chartex" xmlns:cx4="http://schemas.microsoft.com/office/drawing/2016/5/10/chartex" xmlns:cx5="http://schemas.microsoft.com/office/drawing/2016/5/11/chartex" xmlns:cx6="http://schemas.microsoft.com/office/drawing/2016/5/12/chartex" xmlns:cx7="http://schemas.microsoft.com/office/drawing/2016/5/13/chartex" xmlns:cx8="http://schemas.microsoft.com/office/drawing/2016/5/14/chartex" xmlns:mc="http://schemas.openxmlformats.org/markup-compatibility/2006" xmlns:aink="http://schemas.microsoft.com/office/drawing/2016/ink" xmlns:am3d="http://schemas.microsoft.com/office/drawing/2017/model3d" xmlns:o="urn:schemas-microsoft-com:office:office" xmlns:oel="http://schemas.microsoft.com/office/2019/extlst" xmlns:r="http://schemas.openxmlformats.org/officeDocument/2006/relationships" xmlns:m="http://schemas.openxmlformats.org/officeDocument/2006/math" xmlns:v="urn:schemas-microsoft-com:vml" xmlns:wp14="http://schemas.microsoft.com/office/word/2010/wordprocessingDrawing" xmlns:wp="http://schemas.openxmlformats.org/drawingml/2006/wordprocessingDrawing" xmlns:w10="urn:schemas-microsoft-com:office:word" xmlns:w="http://schemas.openxmlformats.org/wordprocessingml/2006/main" xmlns:w14="http://schemas.microsoft.com/office/word/2010/wordml" xmlns:w15="http://schemas.microsoft.com/office/word/2012/wordml" xmlns:w16cex="http://schemas.microsoft.com/office/word/2018/wordml/cex" xmlns:w16cid="http://schemas.microsoft.com/office/word/2016/wordml/cid" xmlns:w16="http://schemas.microsoft.com/office/word/2018/wordml" xmlns:w16du="http://schemas.microsoft.com/office/word/2023/wordml/word16du" xmlns:w16sdtdh="http://schemas.microsoft.com/office/word/2020/wordml/sdtdatahash" xmlns:w16sdtfl="http://schemas.microsoft.com/office/word/2024/wordml/sdtformatlock" xmlns:w16se="http://schemas.microsoft.com/office/word/2015/wordml/symex" xmlns:wpg="http://schemas.microsoft.com/office/word/2010/wordprocessingGroup" xmlns:wpi="http://schemas.microsoft.com/office/word/2010/wordprocessingInk" xmlns:wne="http://schemas.microsoft.com/office/word/2006/wordml" xmlns:wps="http://schemas.microsoft.com/office/word/2010/wordprocessingShape" mc:Ignorable="w14 w15 w16se w16cid w16 w16cex w16sdtdh w16sdtfl w16du wp14">
   <w:p>
     <w:pPr>
       <w:pBdr>
@@ -2224,7 +1728,7 @@
 </file>
 
 <file path=word/footnotes.xml><?xml version="1.0" encoding="utf-8"?>
-<w:footnotes xmlns:wpc="http://schemas.microsoft.com/office/word/2010/wordprocessingCanvas" xmlns:cx="http://schemas.microsoft.com/office/drawing/2014/chartex" xmlns:cx1="http://schemas.microsoft.com/office/drawing/2015/9/8/chartex" xmlns:cx2="http://schemas.microsoft.com/office/drawing/2015/10/21/chartex" xmlns:cx3="http://schemas.microsoft.com/office/drawing/2016/5/9/chartex" xmlns:cx4="http://schemas.microsoft.com/office/drawing/2016/5/10/chartex" xmlns:cx5="http://schemas.microsoft.com/office/drawing/2016/5/11/chartex" xmlns:cx6="http://schemas.microsoft.com/office/drawing/2016/5/12/chartex" xmlns:cx7="http://schemas.microsoft.com/office/drawing/2016/5/13/chartex" xmlns:cx8="http://schemas.microsoft.com/office/drawing/2016/5/14/chartex" xmlns:mc="http://schemas.openxmlformats.org/markup-compatibility/2006" xmlns:aink="http://schemas.microsoft.com/office/drawing/2016/ink" xmlns:am3d="http://schemas.microsoft.com/office/drawing/2017/model3d" xmlns:o="urn:schemas-microsoft-com:office:office" xmlns:oel="http://schemas.microsoft.com/office/2019/extlst" xmlns:r="http://schemas.openxmlformats.org/officeDocument/2006/relationships" xmlns:m="http://schemas.openxmlformats.org/officeDocument/2006/math" xmlns:v="urn:schemas-microsoft-com:vml" xmlns:wp14="http://schemas.microsoft.com/office/word/2010/wordprocessingDrawing" xmlns:wp="http://schemas.openxmlformats.org/drawingml/2006/wordprocessingDrawing" xmlns:w10="urn:schemas-microsoft-com:office:word" xmlns:w="http://schemas.openxmlformats.org/wordprocessingml/2006/main" xmlns:w14="http://schemas.microsoft.com/office/word/2010/wordml" xmlns:w15="http://schemas.microsoft.com/office/word/2012/wordml" xmlns:w16cex="http://schemas.microsoft.com/office/word/2018/wordml/cex" xmlns:w16cid="http://schemas.microsoft.com/office/word/2016/wordml/cid" xmlns:w16="http://schemas.microsoft.com/office/word/2018/wordml" xmlns:w16sdtdh="http://schemas.microsoft.com/office/word/2020/wordml/sdtdatahash" xmlns:w16se="http://schemas.microsoft.com/office/word/2015/wordml/symex" xmlns:wpg="http://schemas.microsoft.com/office/word/2010/wordprocessingGroup" xmlns:wpi="http://schemas.microsoft.com/office/word/2010/wordprocessingInk" xmlns:wne="http://schemas.microsoft.com/office/word/2006/wordml" xmlns:wps="http://schemas.microsoft.com/office/word/2010/wordprocessingShape" mc:Ignorable="w14 w15 w16se w16cid w16 w16cex w16sdtdh wp14">
+<w:footnotes xmlns:wpc="http://schemas.microsoft.com/office/word/2010/wordprocessingCanvas" xmlns:cx="http://schemas.microsoft.com/office/drawing/2014/chartex" xmlns:cx1="http://schemas.microsoft.com/office/drawing/2015/9/8/chartex" xmlns:cx2="http://schemas.microsoft.com/office/drawing/2015/10/21/chartex" xmlns:cx3="http://schemas.microsoft.com/office/drawing/2016/5/9/chartex" xmlns:cx4="http://schemas.microsoft.com/office/drawing/2016/5/10/chartex" xmlns:cx5="http://schemas.microsoft.com/office/drawing/2016/5/11/chartex" xmlns:cx6="http://schemas.microsoft.com/office/drawing/2016/5/12/chartex" xmlns:cx7="http://schemas.microsoft.com/office/drawing/2016/5/13/chartex" xmlns:cx8="http://schemas.microsoft.com/office/drawing/2016/5/14/chartex" xmlns:mc="http://schemas.openxmlformats.org/markup-compatibility/2006" xmlns:aink="http://schemas.microsoft.com/office/drawing/2016/ink" xmlns:am3d="http://schemas.microsoft.com/office/drawing/2017/model3d" xmlns:o="urn:schemas-microsoft-com:office:office" xmlns:oel="http://schemas.microsoft.com/office/2019/extlst" xmlns:r="http://schemas.openxmlformats.org/officeDocument/2006/relationships" xmlns:m="http://schemas.openxmlformats.org/officeDocument/2006/math" xmlns:v="urn:schemas-microsoft-com:vml" xmlns:wp14="http://schemas.microsoft.com/office/word/2010/wordprocessingDrawing" xmlns:wp="http://schemas.openxmlformats.org/drawingml/2006/wordprocessingDrawing" xmlns:w10="urn:schemas-microsoft-com:office:word" xmlns:w="http://schemas.openxmlformats.org/wordprocessingml/2006/main" xmlns:w14="http://schemas.microsoft.com/office/word/2010/wordml" xmlns:w15="http://schemas.microsoft.com/office/word/2012/wordml" xmlns:w16cex="http://schemas.microsoft.com/office/word/2018/wordml/cex" xmlns:w16cid="http://schemas.microsoft.com/office/word/2016/wordml/cid" xmlns:w16="http://schemas.microsoft.com/office/word/2018/wordml" xmlns:w16du="http://schemas.microsoft.com/office/word/2023/wordml/word16du" xmlns:w16sdtdh="http://schemas.microsoft.com/office/word/2020/wordml/sdtdatahash" xmlns:w16sdtfl="http://schemas.microsoft.com/office/word/2024/wordml/sdtformatlock" xmlns:w16se="http://schemas.microsoft.com/office/word/2015/wordml/symex" xmlns:wpg="http://schemas.microsoft.com/office/word/2010/wordprocessingGroup" xmlns:wpi="http://schemas.microsoft.com/office/word/2010/wordprocessingInk" xmlns:wne="http://schemas.microsoft.com/office/word/2006/wordml" xmlns:wps="http://schemas.microsoft.com/office/word/2010/wordprocessingShape" mc:Ignorable="w14 w15 w16se w16cid w16 w16cex w16sdtdh w16sdtfl w16du wp14">
   <w:footnote w:type="separator" w:id="-1">
     <w:p>
       <w:pPr>
@@ -2249,7 +1753,7 @@
 </file>
 
 <file path=word/header1.xml><?xml version="1.0" encoding="utf-8"?>
-<w:hdr xmlns:wpc="http://schemas.microsoft.com/office/word/2010/wordprocessingCanvas" xmlns:cx="http://schemas.microsoft.com/office/drawing/2014/chartex" xmlns:cx1="http://schemas.microsoft.com/office/drawing/2015/9/8/chartex" xmlns:cx2="http://schemas.microsoft.com/office/drawing/2015/10/21/chartex" xmlns:cx3="http://schemas.microsoft.com/office/drawing/2016/5/9/chartex" xmlns:cx4="http://schemas.microsoft.com/office/drawing/2016/5/10/chartex" xmlns:cx5="http://schemas.microsoft.com/office/drawing/2016/5/11/chartex" xmlns:cx6="http://schemas.microsoft.com/office/drawing/2016/5/12/chartex" xmlns:cx7="http://schemas.microsoft.com/office/drawing/2016/5/13/chartex" xmlns:cx8="http://schemas.microsoft.com/office/drawing/2016/5/14/chartex" xmlns:mc="http://schemas.openxmlformats.org/markup-compatibility/2006" xmlns:aink="http://schemas.microsoft.com/office/drawing/2016/ink" xmlns:am3d="http://schemas.microsoft.com/office/drawing/2017/model3d" xmlns:o="urn:schemas-microsoft-com:office:office" xmlns:oel="http://schemas.microsoft.com/office/2019/extlst" xmlns:r="http://schemas.openxmlformats.org/officeDocument/2006/relationships" xmlns:m="http://schemas.openxmlformats.org/officeDocument/2006/math" xmlns:v="urn:schemas-microsoft-com:vml" xmlns:wp14="http://schemas.microsoft.com/office/word/2010/wordprocessingDrawing" xmlns:wp="http://schemas.openxmlformats.org/drawingml/2006/wordprocessingDrawing" xmlns:w10="urn:schemas-microsoft-com:office:word" xmlns:w="http://schemas.openxmlformats.org/wordprocessingml/2006/main" xmlns:w14="http://schemas.microsoft.com/office/word/2010/wordml" xmlns:w15="http://schemas.microsoft.com/office/word/2012/wordml" xmlns:w16cex="http://schemas.microsoft.com/office/word/2018/wordml/cex" xmlns:w16cid="http://schemas.microsoft.com/office/word/2016/wordml/cid" xmlns:w16="http://schemas.microsoft.com/office/word/2018/wordml" xmlns:w16sdtdh="http://schemas.microsoft.com/office/word/2020/wordml/sdtdatahash" xmlns:w16se="http://schemas.microsoft.com/office/word/2015/wordml/symex" xmlns:wpg="http://schemas.microsoft.com/office/word/2010/wordprocessingGroup" xmlns:wpi="http://schemas.microsoft.com/office/word/2010/wordprocessingInk" xmlns:wne="http://schemas.microsoft.com/office/word/2006/wordml" xmlns:wps="http://schemas.microsoft.com/office/word/2010/wordprocessingShape" mc:Ignorable="w14 w15 w16se w16cid w16 w16cex w16sdtdh wp14">
+<w:hdr xmlns:wpc="http://schemas.microsoft.com/office/word/2010/wordprocessingCanvas" xmlns:cx="http://schemas.microsoft.com/office/drawing/2014/chartex" xmlns:cx1="http://schemas.microsoft.com/office/drawing/2015/9/8/chartex" xmlns:cx2="http://schemas.microsoft.com/office/drawing/2015/10/21/chartex" xmlns:cx3="http://schemas.microsoft.com/office/drawing/2016/5/9/chartex" xmlns:cx4="http://schemas.microsoft.com/office/drawing/2016/5/10/chartex" xmlns:cx5="http://schemas.microsoft.com/office/drawing/2016/5/11/chartex" xmlns:cx6="http://schemas.microsoft.com/office/drawing/2016/5/12/chartex" xmlns:cx7="http://schemas.microsoft.com/office/drawing/2016/5/13/chartex" xmlns:cx8="http://schemas.microsoft.com/office/drawing/2016/5/14/chartex" xmlns:mc="http://schemas.openxmlformats.org/markup-compatibility/2006" xmlns:aink="http://schemas.microsoft.com/office/drawing/2016/ink" xmlns:am3d="http://schemas.microsoft.com/office/drawing/2017/model3d" xmlns:o="urn:schemas-microsoft-com:office:office" xmlns:oel="http://schemas.microsoft.com/office/2019/extlst" xmlns:r="http://schemas.openxmlformats.org/officeDocument/2006/relationships" xmlns:m="http://schemas.openxmlformats.org/officeDocument/2006/math" xmlns:v="urn:schemas-microsoft-com:vml" xmlns:wp14="http://schemas.microsoft.com/office/word/2010/wordprocessingDrawing" xmlns:wp="http://schemas.openxmlformats.org/drawingml/2006/wordprocessingDrawing" xmlns:w10="urn:schemas-microsoft-com:office:word" xmlns:w="http://schemas.openxmlformats.org/wordprocessingml/2006/main" xmlns:w14="http://schemas.microsoft.com/office/word/2010/wordml" xmlns:w15="http://schemas.microsoft.com/office/word/2012/wordml" xmlns:w16cex="http://schemas.microsoft.com/office/word/2018/wordml/cex" xmlns:w16cid="http://schemas.microsoft.com/office/word/2016/wordml/cid" xmlns:w16="http://schemas.microsoft.com/office/word/2018/wordml" xmlns:w16du="http://schemas.microsoft.com/office/word/2023/wordml/word16du" xmlns:w16sdtdh="http://schemas.microsoft.com/office/word/2020/wordml/sdtdatahash" xmlns:w16sdtfl="http://schemas.microsoft.com/office/word/2024/wordml/sdtformatlock" xmlns:w16se="http://schemas.microsoft.com/office/word/2015/wordml/symex" xmlns:wpg="http://schemas.microsoft.com/office/word/2010/wordprocessingGroup" xmlns:wpi="http://schemas.microsoft.com/office/word/2010/wordprocessingInk" xmlns:wne="http://schemas.microsoft.com/office/word/2006/wordml" xmlns:wps="http://schemas.microsoft.com/office/word/2010/wordprocessingShape" mc:Ignorable="w14 w15 w16se w16cid w16 w16cex w16sdtdh w16sdtfl w16du wp14">
   <w:p>
     <w:pPr>
       <w:pBdr>
@@ -2270,7 +1774,7 @@
 </file>
 
 <file path=word/header2.xml><?xml version="1.0" encoding="utf-8"?>
-<w:hdr xmlns:wpc="http://schemas.microsoft.com/office/word/2010/wordprocessingCanvas" xmlns:cx="http://schemas.microsoft.com/office/drawing/2014/chartex" xmlns:cx1="http://schemas.microsoft.com/office/drawing/2015/9/8/chartex" xmlns:cx2="http://schemas.microsoft.com/office/drawing/2015/10/21/chartex" xmlns:cx3="http://schemas.microsoft.com/office/drawing/2016/5/9/chartex" xmlns:cx4="http://schemas.microsoft.com/office/drawing/2016/5/10/chartex" xmlns:cx5="http://schemas.microsoft.com/office/drawing/2016/5/11/chartex" xmlns:cx6="http://schemas.microsoft.com/office/drawing/2016/5/12/chartex" xmlns:cx7="http://schemas.microsoft.com/office/drawing/2016/5/13/chartex" xmlns:cx8="http://schemas.microsoft.com/office/drawing/2016/5/14/chartex" xmlns:mc="http://schemas.openxmlformats.org/markup-compatibility/2006" xmlns:aink="http://schemas.microsoft.com/office/drawing/2016/ink" xmlns:am3d="http://schemas.microsoft.com/office/drawing/2017/model3d" xmlns:o="urn:schemas-microsoft-com:office:office" xmlns:oel="http://schemas.microsoft.com/office/2019/extlst" xmlns:r="http://schemas.openxmlformats.org/officeDocument/2006/relationships" xmlns:m="http://schemas.openxmlformats.org/officeDocument/2006/math" xmlns:v="urn:schemas-microsoft-com:vml" xmlns:wp14="http://schemas.microsoft.com/office/word/2010/wordprocessingDrawing" xmlns:wp="http://schemas.openxmlformats.org/drawingml/2006/wordprocessingDrawing" xmlns:w10="urn:schemas-microsoft-com:office:word" xmlns:w="http://schemas.openxmlformats.org/wordprocessingml/2006/main" xmlns:w14="http://schemas.microsoft.com/office/word/2010/wordml" xmlns:w15="http://schemas.microsoft.com/office/word/2012/wordml" xmlns:w16cex="http://schemas.microsoft.com/office/word/2018/wordml/cex" xmlns:w16cid="http://schemas.microsoft.com/office/word/2016/wordml/cid" xmlns:w16="http://schemas.microsoft.com/office/word/2018/wordml" xmlns:w16sdtdh="http://schemas.microsoft.com/office/word/2020/wordml/sdtdatahash" xmlns:w16se="http://schemas.microsoft.com/office/word/2015/wordml/symex" xmlns:wpg="http://schemas.microsoft.com/office/word/2010/wordprocessingGroup" xmlns:wpi="http://schemas.microsoft.com/office/word/2010/wordprocessingInk" xmlns:wne="http://schemas.microsoft.com/office/word/2006/wordml" xmlns:wps="http://schemas.microsoft.com/office/word/2010/wordprocessingShape" mc:Ignorable="w14 w15 w16se w16cid w16 w16cex w16sdtdh wp14">
+<w:hdr xmlns:wpc="http://schemas.microsoft.com/office/word/2010/wordprocessingCanvas" xmlns:cx="http://schemas.microsoft.com/office/drawing/2014/chartex" xmlns:cx1="http://schemas.microsoft.com/office/drawing/2015/9/8/chartex" xmlns:cx2="http://schemas.microsoft.com/office/drawing/2015/10/21/chartex" xmlns:cx3="http://schemas.microsoft.com/office/drawing/2016/5/9/chartex" xmlns:cx4="http://schemas.microsoft.com/office/drawing/2016/5/10/chartex" xmlns:cx5="http://schemas.microsoft.com/office/drawing/2016/5/11/chartex" xmlns:cx6="http://schemas.microsoft.com/office/drawing/2016/5/12/chartex" xmlns:cx7="http://schemas.microsoft.com/office/drawing/2016/5/13/chartex" xmlns:cx8="http://schemas.microsoft.com/office/drawing/2016/5/14/chartex" xmlns:mc="http://schemas.openxmlformats.org/markup-compatibility/2006" xmlns:aink="http://schemas.microsoft.com/office/drawing/2016/ink" xmlns:am3d="http://schemas.microsoft.com/office/drawing/2017/model3d" xmlns:o="urn:schemas-microsoft-com:office:office" xmlns:oel="http://schemas.microsoft.com/office/2019/extlst" xmlns:r="http://schemas.openxmlformats.org/officeDocument/2006/relationships" xmlns:m="http://schemas.openxmlformats.org/officeDocument/2006/math" xmlns:v="urn:schemas-microsoft-com:vml" xmlns:wp14="http://schemas.microsoft.com/office/word/2010/wordprocessingDrawing" xmlns:wp="http://schemas.openxmlformats.org/drawingml/2006/wordprocessingDrawing" xmlns:w10="urn:schemas-microsoft-com:office:word" xmlns:w="http://schemas.openxmlformats.org/wordprocessingml/2006/main" xmlns:w14="http://schemas.microsoft.com/office/word/2010/wordml" xmlns:w15="http://schemas.microsoft.com/office/word/2012/wordml" xmlns:w16cex="http://schemas.microsoft.com/office/word/2018/wordml/cex" xmlns:w16cid="http://schemas.microsoft.com/office/word/2016/wordml/cid" xmlns:w16="http://schemas.microsoft.com/office/word/2018/wordml" xmlns:w16du="http://schemas.microsoft.com/office/word/2023/wordml/word16du" xmlns:w16sdtdh="http://schemas.microsoft.com/office/word/2020/wordml/sdtdatahash" xmlns:w16sdtfl="http://schemas.microsoft.com/office/word/2024/wordml/sdtformatlock" xmlns:w16se="http://schemas.microsoft.com/office/word/2015/wordml/symex" xmlns:wpg="http://schemas.microsoft.com/office/word/2010/wordprocessingGroup" xmlns:wpi="http://schemas.microsoft.com/office/word/2010/wordprocessingInk" xmlns:wne="http://schemas.microsoft.com/office/word/2006/wordml" xmlns:wps="http://schemas.microsoft.com/office/word/2010/wordprocessingShape" mc:Ignorable="w14 w15 w16se w16cid w16 w16cex w16sdtdh w16sdtfl w16du wp14">
   <w:p>
     <w:pPr>
       <w:pBdr>
@@ -2291,16 +1795,16 @@
         <w:noProof/>
       </w:rPr>
       <w:drawing>
-        <wp:anchor distT="0" distB="0" distL="114300" distR="114300" simplePos="0" relativeHeight="251658240" behindDoc="0" locked="0" layoutInCell="1" allowOverlap="1" wp14:anchorId="1185FAA5" wp14:editId="5A00BA41">
+        <wp:anchor distT="0" distB="0" distL="114300" distR="114300" simplePos="0" relativeHeight="251658240" behindDoc="0" locked="0" layoutInCell="1" allowOverlap="1" wp14:anchorId="1185FAA5" wp14:editId="012FC042">
           <wp:simplePos x="0" y="0"/>
           <wp:positionH relativeFrom="column">
-            <wp:posOffset>5525135</wp:posOffset>
+            <wp:posOffset>5523865</wp:posOffset>
           </wp:positionH>
           <wp:positionV relativeFrom="paragraph">
-            <wp:posOffset>-50800</wp:posOffset>
+            <wp:posOffset>-102870</wp:posOffset>
           </wp:positionV>
-          <wp:extent cx="1174750" cy="267335"/>
-          <wp:effectExtent l="0" t="0" r="6350" b="0"/>
+          <wp:extent cx="1174750" cy="372110"/>
+          <wp:effectExtent l="0" t="0" r="6350" b="8890"/>
           <wp:wrapSquare wrapText="bothSides"/>
           <wp:docPr id="6" name="Imagem 6"/>
           <wp:cNvGraphicFramePr>
@@ -2330,7 +1834,7 @@
                 <pic:spPr bwMode="auto">
                   <a:xfrm>
                     <a:off x="0" y="0"/>
-                    <a:ext cx="1174750" cy="267335"/>
+                    <a:ext cx="1174750" cy="372110"/>
                   </a:xfrm>
                   <a:prstGeom prst="rect">
                     <a:avLst/>
@@ -2357,7 +1861,7 @@
 </file>
 
 <file path=word/header3.xml><?xml version="1.0" encoding="utf-8"?>
-<w:hdr xmlns:wpc="http://schemas.microsoft.com/office/word/2010/wordprocessingCanvas" xmlns:cx="http://schemas.microsoft.com/office/drawing/2014/chartex" xmlns:cx1="http://schemas.microsoft.com/office/drawing/2015/9/8/chartex" xmlns:cx2="http://schemas.microsoft.com/office/drawing/2015/10/21/chartex" xmlns:cx3="http://schemas.microsoft.com/office/drawing/2016/5/9/chartex" xmlns:cx4="http://schemas.microsoft.com/office/drawing/2016/5/10/chartex" xmlns:cx5="http://schemas.microsoft.com/office/drawing/2016/5/11/chartex" xmlns:cx6="http://schemas.microsoft.com/office/drawing/2016/5/12/chartex" xmlns:cx7="http://schemas.microsoft.com/office/drawing/2016/5/13/chartex" xmlns:cx8="http://schemas.microsoft.com/office/drawing/2016/5/14/chartex" xmlns:mc="http://schemas.openxmlformats.org/markup-compatibility/2006" xmlns:aink="http://schemas.microsoft.com/office/drawing/2016/ink" xmlns:am3d="http://schemas.microsoft.com/office/drawing/2017/model3d" xmlns:o="urn:schemas-microsoft-com:office:office" xmlns:oel="http://schemas.microsoft.com/office/2019/extlst" xmlns:r="http://schemas.openxmlformats.org/officeDocument/2006/relationships" xmlns:m="http://schemas.openxmlformats.org/officeDocument/2006/math" xmlns:v="urn:schemas-microsoft-com:vml" xmlns:wp14="http://schemas.microsoft.com/office/word/2010/wordprocessingDrawing" xmlns:wp="http://schemas.openxmlformats.org/drawingml/2006/wordprocessingDrawing" xmlns:w10="urn:schemas-microsoft-com:office:word" xmlns:w="http://schemas.openxmlformats.org/wordprocessingml/2006/main" xmlns:w14="http://schemas.microsoft.com/office/word/2010/wordml" xmlns:w15="http://schemas.microsoft.com/office/word/2012/wordml" xmlns:w16cex="http://schemas.microsoft.com/office/word/2018/wordml/cex" xmlns:w16cid="http://schemas.microsoft.com/office/word/2016/wordml/cid" xmlns:w16="http://schemas.microsoft.com/office/word/2018/wordml" xmlns:w16sdtdh="http://schemas.microsoft.com/office/word/2020/wordml/sdtdatahash" xmlns:w16se="http://schemas.microsoft.com/office/word/2015/wordml/symex" xmlns:wpg="http://schemas.microsoft.com/office/word/2010/wordprocessingGroup" xmlns:wpi="http://schemas.microsoft.com/office/word/2010/wordprocessingInk" xmlns:wne="http://schemas.microsoft.com/office/word/2006/wordml" xmlns:wps="http://schemas.microsoft.com/office/word/2010/wordprocessingShape" mc:Ignorable="w14 w15 w16se w16cid w16 w16cex w16sdtdh wp14">
+<w:hdr xmlns:wpc="http://schemas.microsoft.com/office/word/2010/wordprocessingCanvas" xmlns:cx="http://schemas.microsoft.com/office/drawing/2014/chartex" xmlns:cx1="http://schemas.microsoft.com/office/drawing/2015/9/8/chartex" xmlns:cx2="http://schemas.microsoft.com/office/drawing/2015/10/21/chartex" xmlns:cx3="http://schemas.microsoft.com/office/drawing/2016/5/9/chartex" xmlns:cx4="http://schemas.microsoft.com/office/drawing/2016/5/10/chartex" xmlns:cx5="http://schemas.microsoft.com/office/drawing/2016/5/11/chartex" xmlns:cx6="http://schemas.microsoft.com/office/drawing/2016/5/12/chartex" xmlns:cx7="http://schemas.microsoft.com/office/drawing/2016/5/13/chartex" xmlns:cx8="http://schemas.microsoft.com/office/drawing/2016/5/14/chartex" xmlns:mc="http://schemas.openxmlformats.org/markup-compatibility/2006" xmlns:aink="http://schemas.microsoft.com/office/drawing/2016/ink" xmlns:am3d="http://schemas.microsoft.com/office/drawing/2017/model3d" xmlns:o="urn:schemas-microsoft-com:office:office" xmlns:oel="http://schemas.microsoft.com/office/2019/extlst" xmlns:r="http://schemas.openxmlformats.org/officeDocument/2006/relationships" xmlns:m="http://schemas.openxmlformats.org/officeDocument/2006/math" xmlns:v="urn:schemas-microsoft-com:vml" xmlns:wp14="http://schemas.microsoft.com/office/word/2010/wordprocessingDrawing" xmlns:wp="http://schemas.openxmlformats.org/drawingml/2006/wordprocessingDrawing" xmlns:w10="urn:schemas-microsoft-com:office:word" xmlns:w="http://schemas.openxmlformats.org/wordprocessingml/2006/main" xmlns:w14="http://schemas.microsoft.com/office/word/2010/wordml" xmlns:w15="http://schemas.microsoft.com/office/word/2012/wordml" xmlns:w16cex="http://schemas.microsoft.com/office/word/2018/wordml/cex" xmlns:w16cid="http://schemas.microsoft.com/office/word/2016/wordml/cid" xmlns:w16="http://schemas.microsoft.com/office/word/2018/wordml" xmlns:w16du="http://schemas.microsoft.com/office/word/2023/wordml/word16du" xmlns:w16sdtdh="http://schemas.microsoft.com/office/word/2020/wordml/sdtdatahash" xmlns:w16sdtfl="http://schemas.microsoft.com/office/word/2024/wordml/sdtformatlock" xmlns:w16se="http://schemas.microsoft.com/office/word/2015/wordml/symex" xmlns:wpg="http://schemas.microsoft.com/office/word/2010/wordprocessingGroup" xmlns:wpi="http://schemas.microsoft.com/office/word/2010/wordprocessingInk" xmlns:wne="http://schemas.microsoft.com/office/word/2006/wordml" xmlns:wps="http://schemas.microsoft.com/office/word/2010/wordprocessingShape" mc:Ignorable="w14 w15 w16se w16cid w16 w16cex w16sdtdh w16sdtfl w16du wp14">
   <w:p>
     <w:pPr>
       <w:pBdr>
@@ -2378,7 +1882,7 @@
 </file>
 
 <file path=word/styles.xml><?xml version="1.0" encoding="utf-8"?>
-<w:styles xmlns:mc="http://schemas.openxmlformats.org/markup-compatibility/2006" xmlns:r="http://schemas.openxmlformats.org/officeDocument/2006/relationships" xmlns:w="http://schemas.openxmlformats.org/wordprocessingml/2006/main" xmlns:w14="http://schemas.microsoft.com/office/word/2010/wordml" xmlns:w15="http://schemas.microsoft.com/office/word/2012/wordml" xmlns:w16cex="http://schemas.microsoft.com/office/word/2018/wordml/cex" xmlns:w16cid="http://schemas.microsoft.com/office/word/2016/wordml/cid" xmlns:w16="http://schemas.microsoft.com/office/word/2018/wordml" xmlns:w16sdtdh="http://schemas.microsoft.com/office/word/2020/wordml/sdtdatahash" xmlns:w16se="http://schemas.microsoft.com/office/word/2015/wordml/symex" mc:Ignorable="w14 w15 w16se w16cid w16 w16cex w16sdtdh">
+<w:styles xmlns:mc="http://schemas.openxmlformats.org/markup-compatibility/2006" xmlns:r="http://schemas.openxmlformats.org/officeDocument/2006/relationships" xmlns:w="http://schemas.openxmlformats.org/wordprocessingml/2006/main" xmlns:w14="http://schemas.microsoft.com/office/word/2010/wordml" xmlns:w15="http://schemas.microsoft.com/office/word/2012/wordml" xmlns:w16cex="http://schemas.microsoft.com/office/word/2018/wordml/cex" xmlns:w16cid="http://schemas.microsoft.com/office/word/2016/wordml/cid" xmlns:w16="http://schemas.microsoft.com/office/word/2018/wordml" xmlns:w16du="http://schemas.microsoft.com/office/word/2023/wordml/word16du" xmlns:w16sdtdh="http://schemas.microsoft.com/office/word/2020/wordml/sdtdatahash" xmlns:w16sdtfl="http://schemas.microsoft.com/office/word/2024/wordml/sdtformatlock" xmlns:w16se="http://schemas.microsoft.com/office/word/2015/wordml/symex" mc:Ignorable="w14 w15 w16se w16cid w16 w16cex w16sdtdh w16sdtfl w16du">
   <w:docDefaults>
     <w:rPrDefault>
       <w:rPr>
